--- a/Отчет по контрольной работе №3.docx
+++ b/Отчет по контрольной работе №3.docx
@@ -1612,161 +1612,771 @@
         <w:rPr>
           <w:sz w:val="32"/>
         </w:rPr>
-        <w:t xml:space="preserve">Расчет </w:t>
-      </w:r>
-      <w:r>
-        <w:rPr>
-          <w:sz w:val="32"/>
-        </w:rPr>
-        <w:t>лучш</w:t>
-      </w:r>
-      <w:r>
-        <w:rPr>
-          <w:sz w:val="32"/>
-        </w:rPr>
-        <w:t>ей и худшей сложности алгоритма</w:t>
-      </w:r>
-    </w:p>
-    <w:p>
-      <w:pPr>
-        <w:pStyle w:val="2"/>
-        <w:rPr>
-          <w:b w:val="0"/>
-          <w:sz w:val="32"/>
-        </w:rPr>
-      </w:pPr>
-      <w:r>
-        <w:rPr>
-          <w:b w:val="0"/>
-          <w:sz w:val="32"/>
-        </w:rPr>
-        <w:t xml:space="preserve">Лучшая сложность алгоритма будет, когда на вход поступает уже отсортированный массив. В этом случае программа пройдется по всем элементам и закончит выполнение. Следовательно, </w:t>
-      </w:r>
-      <w:r>
-        <w:rPr>
-          <w:b w:val="0"/>
-          <w:sz w:val="32"/>
-        </w:rPr>
-        <w:t xml:space="preserve">лучшая </w:t>
-      </w:r>
-      <w:r>
-        <w:rPr>
-          <w:b w:val="0"/>
-          <w:sz w:val="32"/>
-        </w:rPr>
-        <w:t xml:space="preserve">сложность будет </w:t>
-      </w:r>
-      <w:r>
-        <w:rPr>
-          <w:b w:val="0"/>
+        <w:t>Структура базы данных</w:t>
+      </w:r>
+    </w:p>
+    <w:p>
+      <w:pPr>
+        <w:ind w:firstLine="708"/>
+        <w:rPr>
           <w:sz w:val="32"/>
           <w:lang w:val="en-US"/>
         </w:rPr>
-        <w:t>O</w:t>
-      </w:r>
-      <w:r>
-        <w:rPr>
-          <w:b w:val="0"/>
-          <w:sz w:val="32"/>
-        </w:rPr>
-        <w:t>(</w:t>
-      </w:r>
-      <w:r>
-        <w:rPr>
-          <w:b w:val="0"/>
+      </w:pPr>
+      <w:r>
+        <w:rPr>
+          <w:sz w:val="32"/>
+        </w:rPr>
+        <w:t>База данных состоит из двух таблиц: таблицы «пользователи» и таблицы «массивы». В таблице «пользователи» хранится информация о пользователях.</w:t>
+      </w:r>
+    </w:p>
+    <w:p>
+      <w:pPr>
+        <w:suppressAutoHyphens w:val="0"/>
+        <w:spacing w:after="160" w:line="259" w:lineRule="auto"/>
+        <w:rPr>
           <w:sz w:val="32"/>
           <w:lang w:val="en-US"/>
         </w:rPr>
-        <w:t>n</w:t>
-      </w:r>
-      <w:r>
-        <w:rPr>
-          <w:b w:val="0"/>
-          <w:sz w:val="32"/>
-        </w:rPr>
-        <w:t>)</w:t>
-      </w:r>
-      <w:r>
-        <w:rPr>
-          <w:b w:val="0"/>
-          <w:sz w:val="32"/>
-        </w:rPr>
-        <w:t>.</w:t>
-      </w:r>
-    </w:p>
-    <w:p>
-      <w:pPr>
-        <w:rPr>
-          <w:sz w:val="32"/>
-        </w:rPr>
-      </w:pPr>
-      <w:r>
-        <w:rPr>
-          <w:sz w:val="32"/>
-        </w:rPr>
-        <w:tab/>
-        <w:t xml:space="preserve">Худшая сложность алгоритма будет, когда на вход поступает массив, отсортированный по убыванию. В этом случае программа </w:t>
-      </w:r>
+      </w:pPr>
+      <w:r>
+        <w:rPr>
+          <w:sz w:val="32"/>
+          <w:lang w:val="en-US"/>
+        </w:rPr>
+        <w:br w:type="page"/>
+      </w:r>
+    </w:p>
+    <w:p>
+      <w:pPr>
+        <w:ind w:firstLine="708"/>
+        <w:rPr>
+          <w:sz w:val="32"/>
+        </w:rPr>
+      </w:pPr>
       <w:r>
         <w:rPr>
           <w:sz w:val="32"/>
         </w:rPr>
         <w:lastRenderedPageBreak/>
-        <w:t>будет перемещать каждый элемент через все эле</w:t>
-      </w:r>
+        <w:t>Таблица 1 – Схема таблицы «пользователи»</w:t>
+      </w:r>
+    </w:p>
+    <w:tbl>
+      <w:tblPr>
+        <w:tblStyle w:val="ac"/>
+        <w:tblW w:w="0" w:type="auto"/>
+        <w:jc w:val="center"/>
+        <w:tblLook w:val="04A0" w:firstRow="1" w:lastRow="0" w:firstColumn="1" w:lastColumn="0" w:noHBand="0" w:noVBand="1"/>
+      </w:tblPr>
+      <w:tblGrid>
+        <w:gridCol w:w="2518"/>
+        <w:gridCol w:w="2552"/>
+        <w:gridCol w:w="4350"/>
+      </w:tblGrid>
+      <w:tr>
+        <w:trPr>
+          <w:jc w:val="center"/>
+        </w:trPr>
+        <w:tc>
+          <w:tcPr>
+            <w:tcW w:w="2518" w:type="dxa"/>
+            <w:vAlign w:val="center"/>
+          </w:tcPr>
+          <w:p>
+            <w:pPr>
+              <w:jc w:val="center"/>
+              <w:rPr>
+                <w:sz w:val="32"/>
+              </w:rPr>
+            </w:pPr>
+            <w:r>
+              <w:rPr>
+                <w:sz w:val="32"/>
+              </w:rPr>
+              <w:t>Название</w:t>
+            </w:r>
+          </w:p>
+        </w:tc>
+        <w:tc>
+          <w:tcPr>
+            <w:tcW w:w="2552" w:type="dxa"/>
+            <w:vAlign w:val="center"/>
+          </w:tcPr>
+          <w:p>
+            <w:pPr>
+              <w:jc w:val="center"/>
+              <w:rPr>
+                <w:sz w:val="32"/>
+              </w:rPr>
+            </w:pPr>
+            <w:r>
+              <w:rPr>
+                <w:sz w:val="32"/>
+              </w:rPr>
+              <w:t>Тип</w:t>
+            </w:r>
+          </w:p>
+        </w:tc>
+        <w:tc>
+          <w:tcPr>
+            <w:tcW w:w="4350" w:type="dxa"/>
+          </w:tcPr>
+          <w:p>
+            <w:pPr>
+              <w:jc w:val="center"/>
+              <w:rPr>
+                <w:sz w:val="32"/>
+              </w:rPr>
+            </w:pPr>
+            <w:r>
+              <w:rPr>
+                <w:sz w:val="32"/>
+              </w:rPr>
+              <w:t>Описание</w:t>
+            </w:r>
+          </w:p>
+        </w:tc>
+      </w:tr>
+      <w:tr>
+        <w:trPr>
+          <w:jc w:val="center"/>
+        </w:trPr>
+        <w:tc>
+          <w:tcPr>
+            <w:tcW w:w="2518" w:type="dxa"/>
+            <w:vAlign w:val="center"/>
+          </w:tcPr>
+          <w:p>
+            <w:pPr>
+              <w:jc w:val="center"/>
+              <w:rPr>
+                <w:sz w:val="32"/>
+                <w:lang w:val="en-US"/>
+              </w:rPr>
+            </w:pPr>
+            <w:r>
+              <w:rPr>
+                <w:sz w:val="32"/>
+                <w:lang w:val="en-US"/>
+              </w:rPr>
+              <w:t>id</w:t>
+            </w:r>
+          </w:p>
+        </w:tc>
+        <w:tc>
+          <w:tcPr>
+            <w:tcW w:w="2552" w:type="dxa"/>
+            <w:vAlign w:val="center"/>
+          </w:tcPr>
+          <w:p>
+            <w:pPr>
+              <w:jc w:val="center"/>
+              <w:rPr>
+                <w:sz w:val="32"/>
+                <w:lang w:val="en-US"/>
+              </w:rPr>
+            </w:pPr>
+            <w:proofErr w:type="spellStart"/>
+            <w:r>
+              <w:rPr>
+                <w:sz w:val="32"/>
+                <w:lang w:val="en-US"/>
+              </w:rPr>
+              <w:t>int</w:t>
+            </w:r>
+            <w:proofErr w:type="spellEnd"/>
+            <w:r>
+              <w:rPr>
+                <w:sz w:val="32"/>
+                <w:lang w:val="en-US"/>
+              </w:rPr>
+              <w:t xml:space="preserve"> </w:t>
+            </w:r>
+            <w:proofErr w:type="spellStart"/>
+            <w:r>
+              <w:rPr>
+                <w:sz w:val="32"/>
+                <w:lang w:val="en-US"/>
+              </w:rPr>
+              <w:t>pk</w:t>
+            </w:r>
+            <w:proofErr w:type="spellEnd"/>
+          </w:p>
+        </w:tc>
+        <w:tc>
+          <w:tcPr>
+            <w:tcW w:w="4350" w:type="dxa"/>
+          </w:tcPr>
+          <w:p>
+            <w:pPr>
+              <w:jc w:val="center"/>
+              <w:rPr>
+                <w:sz w:val="32"/>
+              </w:rPr>
+            </w:pPr>
+            <w:r>
+              <w:rPr>
+                <w:sz w:val="32"/>
+              </w:rPr>
+              <w:t>Идентификатор пользователя</w:t>
+            </w:r>
+          </w:p>
+        </w:tc>
+      </w:tr>
+      <w:tr>
+        <w:trPr>
+          <w:jc w:val="center"/>
+        </w:trPr>
+        <w:tc>
+          <w:tcPr>
+            <w:tcW w:w="2518" w:type="dxa"/>
+            <w:vAlign w:val="center"/>
+          </w:tcPr>
+          <w:p>
+            <w:pPr>
+              <w:jc w:val="center"/>
+              <w:rPr>
+                <w:sz w:val="32"/>
+                <w:lang w:val="en-US"/>
+              </w:rPr>
+            </w:pPr>
+            <w:r>
+              <w:rPr>
+                <w:sz w:val="32"/>
+                <w:lang w:val="en-US"/>
+              </w:rPr>
+              <w:t>login</w:t>
+            </w:r>
+          </w:p>
+        </w:tc>
+        <w:tc>
+          <w:tcPr>
+            <w:tcW w:w="2552" w:type="dxa"/>
+            <w:vAlign w:val="center"/>
+          </w:tcPr>
+          <w:p>
+            <w:pPr>
+              <w:jc w:val="center"/>
+              <w:rPr>
+                <w:sz w:val="32"/>
+                <w:lang w:val="en-US"/>
+              </w:rPr>
+            </w:pPr>
+            <w:r>
+              <w:rPr>
+                <w:sz w:val="32"/>
+                <w:lang w:val="en-US"/>
+              </w:rPr>
+              <w:t>text unique</w:t>
+            </w:r>
+          </w:p>
+        </w:tc>
+        <w:tc>
+          <w:tcPr>
+            <w:tcW w:w="4350" w:type="dxa"/>
+          </w:tcPr>
+          <w:p>
+            <w:pPr>
+              <w:jc w:val="center"/>
+              <w:rPr>
+                <w:sz w:val="32"/>
+              </w:rPr>
+            </w:pPr>
+            <w:r>
+              <w:rPr>
+                <w:sz w:val="32"/>
+              </w:rPr>
+              <w:t>Логин пользователя</w:t>
+            </w:r>
+          </w:p>
+        </w:tc>
+      </w:tr>
+      <w:tr>
+        <w:trPr>
+          <w:jc w:val="center"/>
+        </w:trPr>
+        <w:tc>
+          <w:tcPr>
+            <w:tcW w:w="2518" w:type="dxa"/>
+            <w:vAlign w:val="center"/>
+          </w:tcPr>
+          <w:p>
+            <w:pPr>
+              <w:jc w:val="center"/>
+              <w:rPr>
+                <w:sz w:val="32"/>
+                <w:lang w:val="en-US"/>
+              </w:rPr>
+            </w:pPr>
+            <w:r>
+              <w:rPr>
+                <w:sz w:val="32"/>
+                <w:lang w:val="en-US"/>
+              </w:rPr>
+              <w:t>password</w:t>
+            </w:r>
+          </w:p>
+        </w:tc>
+        <w:tc>
+          <w:tcPr>
+            <w:tcW w:w="2552" w:type="dxa"/>
+            <w:vAlign w:val="center"/>
+          </w:tcPr>
+          <w:p>
+            <w:pPr>
+              <w:jc w:val="center"/>
+              <w:rPr>
+                <w:sz w:val="32"/>
+                <w:lang w:val="en-US"/>
+              </w:rPr>
+            </w:pPr>
+            <w:r>
+              <w:rPr>
+                <w:sz w:val="32"/>
+                <w:lang w:val="en-US"/>
+              </w:rPr>
+              <w:t>text</w:t>
+            </w:r>
+          </w:p>
+        </w:tc>
+        <w:tc>
+          <w:tcPr>
+            <w:tcW w:w="4350" w:type="dxa"/>
+          </w:tcPr>
+          <w:p>
+            <w:pPr>
+              <w:jc w:val="center"/>
+              <w:rPr>
+                <w:sz w:val="32"/>
+              </w:rPr>
+            </w:pPr>
+            <w:r>
+              <w:rPr>
+                <w:sz w:val="32"/>
+              </w:rPr>
+              <w:t>Пароль пользователя</w:t>
+            </w:r>
+          </w:p>
+        </w:tc>
+      </w:tr>
+    </w:tbl>
+    <w:p>
+      <w:pPr>
+        <w:ind w:firstLine="708"/>
+        <w:rPr>
+          <w:sz w:val="32"/>
+        </w:rPr>
+      </w:pPr>
+    </w:p>
+    <w:p>
+      <w:pPr>
+        <w:ind w:firstLine="708"/>
+        <w:rPr>
+          <w:sz w:val="32"/>
+        </w:rPr>
+      </w:pPr>
+      <w:r>
+        <w:rPr>
+          <w:sz w:val="32"/>
+        </w:rPr>
+        <w:t>В таблице «массивы» хранится информация о массивах, принадлежащим пользователям.</w:t>
+      </w:r>
+    </w:p>
+    <w:p>
+      <w:pPr>
+        <w:ind w:firstLine="708"/>
+        <w:rPr>
+          <w:sz w:val="32"/>
+        </w:rPr>
+      </w:pPr>
+    </w:p>
+    <w:p>
+      <w:pPr>
+        <w:ind w:firstLine="708"/>
+        <w:rPr>
+          <w:sz w:val="32"/>
+        </w:rPr>
+      </w:pPr>
+      <w:r>
+        <w:rPr>
+          <w:sz w:val="32"/>
+        </w:rPr>
+        <w:t>Таблица 2 – Схема таблицы «массивы»</w:t>
+      </w:r>
+    </w:p>
+    <w:tbl>
+      <w:tblPr>
+        <w:tblStyle w:val="ac"/>
+        <w:tblW w:w="0" w:type="auto"/>
+        <w:jc w:val="center"/>
+        <w:tblInd w:w="-370" w:type="dxa"/>
+        <w:tblLook w:val="04A0" w:firstRow="1" w:lastRow="0" w:firstColumn="1" w:lastColumn="0" w:noHBand="0" w:noVBand="1"/>
+      </w:tblPr>
+      <w:tblGrid>
+        <w:gridCol w:w="2463"/>
+        <w:gridCol w:w="2455"/>
+        <w:gridCol w:w="4546"/>
+      </w:tblGrid>
+      <w:tr>
+        <w:trPr>
+          <w:jc w:val="center"/>
+        </w:trPr>
+        <w:tc>
+          <w:tcPr>
+            <w:tcW w:w="2463" w:type="dxa"/>
+            <w:vAlign w:val="center"/>
+          </w:tcPr>
+          <w:p>
+            <w:pPr>
+              <w:jc w:val="center"/>
+              <w:rPr>
+                <w:sz w:val="32"/>
+              </w:rPr>
+            </w:pPr>
+            <w:r>
+              <w:rPr>
+                <w:sz w:val="32"/>
+              </w:rPr>
+              <w:t>Название</w:t>
+            </w:r>
+          </w:p>
+        </w:tc>
+        <w:tc>
+          <w:tcPr>
+            <w:tcW w:w="2455" w:type="dxa"/>
+            <w:vAlign w:val="center"/>
+          </w:tcPr>
+          <w:p>
+            <w:pPr>
+              <w:jc w:val="center"/>
+              <w:rPr>
+                <w:sz w:val="32"/>
+              </w:rPr>
+            </w:pPr>
+            <w:r>
+              <w:rPr>
+                <w:sz w:val="32"/>
+              </w:rPr>
+              <w:t>Тип</w:t>
+            </w:r>
+          </w:p>
+        </w:tc>
+        <w:tc>
+          <w:tcPr>
+            <w:tcW w:w="4546" w:type="dxa"/>
+          </w:tcPr>
+          <w:p>
+            <w:pPr>
+              <w:jc w:val="center"/>
+              <w:rPr>
+                <w:sz w:val="32"/>
+              </w:rPr>
+            </w:pPr>
+            <w:r>
+              <w:rPr>
+                <w:sz w:val="32"/>
+              </w:rPr>
+              <w:t>Описание</w:t>
+            </w:r>
+          </w:p>
+        </w:tc>
+      </w:tr>
+      <w:tr>
+        <w:trPr>
+          <w:jc w:val="center"/>
+        </w:trPr>
+        <w:tc>
+          <w:tcPr>
+            <w:tcW w:w="2463" w:type="dxa"/>
+          </w:tcPr>
+          <w:p>
+            <w:pPr>
+              <w:rPr>
+                <w:sz w:val="32"/>
+                <w:lang w:val="en-US"/>
+              </w:rPr>
+            </w:pPr>
+            <w:r>
+              <w:rPr>
+                <w:sz w:val="32"/>
+                <w:lang w:val="en-US"/>
+              </w:rPr>
+              <w:t>id</w:t>
+            </w:r>
+          </w:p>
+        </w:tc>
+        <w:tc>
+          <w:tcPr>
+            <w:tcW w:w="2455" w:type="dxa"/>
+          </w:tcPr>
+          <w:p>
+            <w:pPr>
+              <w:rPr>
+                <w:sz w:val="32"/>
+                <w:lang w:val="en-US"/>
+              </w:rPr>
+            </w:pPr>
+            <w:proofErr w:type="spellStart"/>
+            <w:r>
+              <w:rPr>
+                <w:sz w:val="32"/>
+                <w:lang w:val="en-US"/>
+              </w:rPr>
+              <w:t>int</w:t>
+            </w:r>
+            <w:proofErr w:type="spellEnd"/>
+            <w:r>
+              <w:rPr>
+                <w:sz w:val="32"/>
+                <w:lang w:val="en-US"/>
+              </w:rPr>
+              <w:t xml:space="preserve"> </w:t>
+            </w:r>
+            <w:proofErr w:type="spellStart"/>
+            <w:r>
+              <w:rPr>
+                <w:sz w:val="32"/>
+                <w:lang w:val="en-US"/>
+              </w:rPr>
+              <w:t>pk</w:t>
+            </w:r>
+            <w:proofErr w:type="spellEnd"/>
+          </w:p>
+        </w:tc>
+        <w:tc>
+          <w:tcPr>
+            <w:tcW w:w="4546" w:type="dxa"/>
+            <w:vAlign w:val="center"/>
+          </w:tcPr>
+          <w:p>
+            <w:pPr>
+              <w:jc w:val="center"/>
+              <w:rPr>
+                <w:sz w:val="32"/>
+              </w:rPr>
+            </w:pPr>
+            <w:r>
+              <w:rPr>
+                <w:sz w:val="32"/>
+              </w:rPr>
+              <w:t>Идентификатор массива</w:t>
+            </w:r>
+          </w:p>
+        </w:tc>
+      </w:tr>
+      <w:tr>
+        <w:trPr>
+          <w:jc w:val="center"/>
+        </w:trPr>
+        <w:tc>
+          <w:tcPr>
+            <w:tcW w:w="2463" w:type="dxa"/>
+          </w:tcPr>
+          <w:p>
+            <w:pPr>
+              <w:rPr>
+                <w:sz w:val="32"/>
+                <w:lang w:val="en-US"/>
+              </w:rPr>
+            </w:pPr>
+            <w:proofErr w:type="spellStart"/>
+            <w:r>
+              <w:rPr>
+                <w:sz w:val="32"/>
+                <w:lang w:val="en-US"/>
+              </w:rPr>
+              <w:t>user_id</w:t>
+            </w:r>
+            <w:proofErr w:type="spellEnd"/>
+          </w:p>
+        </w:tc>
+        <w:tc>
+          <w:tcPr>
+            <w:tcW w:w="2455" w:type="dxa"/>
+          </w:tcPr>
+          <w:p>
+            <w:pPr>
+              <w:rPr>
+                <w:sz w:val="32"/>
+                <w:lang w:val="en-US"/>
+              </w:rPr>
+            </w:pPr>
+            <w:proofErr w:type="spellStart"/>
+            <w:r>
+              <w:rPr>
+                <w:sz w:val="32"/>
+                <w:lang w:val="en-US"/>
+              </w:rPr>
+              <w:t>int</w:t>
+            </w:r>
+            <w:proofErr w:type="spellEnd"/>
+          </w:p>
+        </w:tc>
+        <w:tc>
+          <w:tcPr>
+            <w:tcW w:w="4546" w:type="dxa"/>
+            <w:vAlign w:val="center"/>
+          </w:tcPr>
+          <w:p>
+            <w:pPr>
+              <w:jc w:val="center"/>
+              <w:rPr>
+                <w:sz w:val="32"/>
+              </w:rPr>
+            </w:pPr>
+            <w:r>
+              <w:rPr>
+                <w:sz w:val="32"/>
+              </w:rPr>
+              <w:t>Идентификатор пользователя, которому принадлежит массив</w:t>
+            </w:r>
+          </w:p>
+        </w:tc>
+      </w:tr>
+      <w:tr>
+        <w:trPr>
+          <w:jc w:val="center"/>
+        </w:trPr>
+        <w:tc>
+          <w:tcPr>
+            <w:tcW w:w="2463" w:type="dxa"/>
+          </w:tcPr>
+          <w:p>
+            <w:pPr>
+              <w:rPr>
+                <w:sz w:val="32"/>
+                <w:lang w:val="en-US"/>
+              </w:rPr>
+            </w:pPr>
+            <w:proofErr w:type="spellStart"/>
+            <w:r>
+              <w:rPr>
+                <w:sz w:val="32"/>
+                <w:lang w:val="en-US"/>
+              </w:rPr>
+              <w:t>arr</w:t>
+            </w:r>
+            <w:proofErr w:type="spellEnd"/>
+          </w:p>
+        </w:tc>
+        <w:tc>
+          <w:tcPr>
+            <w:tcW w:w="2455" w:type="dxa"/>
+          </w:tcPr>
+          <w:p>
+            <w:pPr>
+              <w:rPr>
+                <w:sz w:val="32"/>
+                <w:lang w:val="en-US"/>
+              </w:rPr>
+            </w:pPr>
+            <w:r>
+              <w:rPr>
+                <w:sz w:val="32"/>
+                <w:lang w:val="en-US"/>
+              </w:rPr>
+              <w:t>text</w:t>
+            </w:r>
+          </w:p>
+        </w:tc>
+        <w:tc>
+          <w:tcPr>
+            <w:tcW w:w="4546" w:type="dxa"/>
+            <w:vAlign w:val="center"/>
+          </w:tcPr>
+          <w:p>
+            <w:pPr>
+              <w:jc w:val="center"/>
+              <w:rPr>
+                <w:sz w:val="32"/>
+              </w:rPr>
+            </w:pPr>
+            <w:r>
+              <w:rPr>
+                <w:sz w:val="32"/>
+              </w:rPr>
+              <w:t>Массив</w:t>
+            </w:r>
+          </w:p>
+        </w:tc>
+      </w:tr>
+      <w:tr>
+        <w:trPr>
+          <w:jc w:val="center"/>
+        </w:trPr>
+        <w:tc>
+          <w:tcPr>
+            <w:tcW w:w="2463" w:type="dxa"/>
+          </w:tcPr>
+          <w:p>
+            <w:pPr>
+              <w:rPr>
+                <w:sz w:val="32"/>
+                <w:lang w:val="en-US"/>
+              </w:rPr>
+            </w:pPr>
+            <w:proofErr w:type="spellStart"/>
+            <w:r>
+              <w:rPr>
+                <w:sz w:val="32"/>
+                <w:lang w:val="en-US"/>
+              </w:rPr>
+              <w:t>sorted_or_not</w:t>
+            </w:r>
+            <w:proofErr w:type="spellEnd"/>
+          </w:p>
+        </w:tc>
+        <w:tc>
+          <w:tcPr>
+            <w:tcW w:w="2455" w:type="dxa"/>
+          </w:tcPr>
+          <w:p>
+            <w:pPr>
+              <w:rPr>
+                <w:sz w:val="32"/>
+                <w:lang w:val="en-US"/>
+              </w:rPr>
+            </w:pPr>
+            <w:r>
+              <w:rPr>
+                <w:sz w:val="32"/>
+                <w:lang w:val="en-US"/>
+              </w:rPr>
+              <w:t>bool</w:t>
+            </w:r>
+          </w:p>
+        </w:tc>
+        <w:tc>
+          <w:tcPr>
+            <w:tcW w:w="4546" w:type="dxa"/>
+            <w:vAlign w:val="center"/>
+          </w:tcPr>
+          <w:p>
+            <w:pPr>
+              <w:jc w:val="center"/>
+              <w:rPr>
+                <w:sz w:val="32"/>
+              </w:rPr>
+            </w:pPr>
+            <w:r>
+              <w:rPr>
+                <w:sz w:val="32"/>
+              </w:rPr>
+              <w:t>Отсортирован он или нет</w:t>
+            </w:r>
+          </w:p>
+        </w:tc>
+      </w:tr>
+    </w:tbl>
+    <w:p>
+      <w:pPr>
+        <w:rPr>
+          <w:sz w:val="32"/>
+        </w:rPr>
+      </w:pPr>
       <w:bookmarkStart w:id="0" w:name="_GoBack"/>
       <w:bookmarkEnd w:id="0"/>
-      <w:r>
-        <w:rPr>
-          <w:sz w:val="32"/>
-        </w:rPr>
-        <w:t>менты массива. Следовательно,</w:t>
-      </w:r>
-      <w:r>
-        <w:rPr>
-          <w:sz w:val="32"/>
-        </w:rPr>
-        <w:t xml:space="preserve"> худшая</w:t>
-      </w:r>
-      <w:r>
-        <w:rPr>
-          <w:sz w:val="32"/>
-        </w:rPr>
-        <w:t xml:space="preserve"> сложность будет </w:t>
-      </w:r>
-      <w:r>
-        <w:rPr>
-          <w:sz w:val="32"/>
-          <w:lang w:val="en-US"/>
-        </w:rPr>
-        <w:t>O</w:t>
-      </w:r>
-      <w:r>
-        <w:rPr>
-          <w:sz w:val="32"/>
-        </w:rPr>
-        <w:t>(</w:t>
-      </w:r>
-      <w:r>
-        <w:rPr>
-          <w:sz w:val="32"/>
-          <w:lang w:val="en-US"/>
-        </w:rPr>
-        <w:t>n</w:t>
-      </w:r>
-      <w:r>
-        <w:rPr>
-          <w:sz w:val="32"/>
-          <w:vertAlign w:val="superscript"/>
-        </w:rPr>
-        <w:t>2</w:t>
-      </w:r>
-      <w:r>
-        <w:rPr>
-          <w:sz w:val="32"/>
-        </w:rPr>
-        <w:t>)</w:t>
-      </w:r>
     </w:p>
     <w:p>
       <w:pPr>
@@ -1814,6 +2424,12 @@
         </w:rPr>
         <w:t>. Результаты показаны на рисунке 2</w:t>
       </w:r>
+      <w:r>
+        <w:rPr>
+          <w:sz w:val="32"/>
+        </w:rPr>
+        <w:t>-4</w:t>
+      </w:r>
     </w:p>
     <w:p>
       <w:pPr>
@@ -1821,10 +2437,14 @@
         <w:jc w:val="center"/>
       </w:pPr>
       <w:r>
+        <w:rPr>
+          <w:noProof/>
+          <w:lang w:eastAsia="ru-RU" w:bidi="ar-SA"/>
+        </w:rPr>
         <w:drawing>
-          <wp:inline distT="0" distB="0" distL="0" distR="0" wp14:anchorId="2D4802B7" wp14:editId="3E9CFA1A">
-            <wp:extent cx="5940425" cy="1345164"/>
-            <wp:effectExtent l="0" t="0" r="3175" b="7620"/>
+          <wp:inline distT="0" distB="0" distL="0" distR="0" wp14:anchorId="5FACB78D" wp14:editId="2CCA70B3">
+            <wp:extent cx="4639322" cy="771633"/>
+            <wp:effectExtent l="0" t="0" r="0" b="9525"/>
             <wp:docPr id="1" name="Рисунок 1"/>
             <wp:cNvGraphicFramePr>
               <a:graphicFrameLocks xmlns:a="http://schemas.openxmlformats.org/drawingml/2006/main" noChangeAspect="1"/>
@@ -1845,7 +2465,7 @@
                   <pic:spPr>
                     <a:xfrm>
                       <a:off x="0" y="0"/>
-                      <a:ext cx="5940425" cy="1345164"/>
+                      <a:ext cx="4639322" cy="771633"/>
                     </a:xfrm>
                     <a:prstGeom prst="rect">
                       <a:avLst/>
@@ -1896,6 +2516,12 @@
         </w:rPr>
         <w:t xml:space="preserve"> 1</w:t>
       </w:r>
+      <w:r>
+        <w:rPr>
+          <w:sz w:val="32"/>
+        </w:rPr>
+        <w:t xml:space="preserve"> со 100 массивами</w:t>
+      </w:r>
     </w:p>
     <w:p>
       <w:pPr>
@@ -1905,68 +2531,17 @@
           <w:sz w:val="32"/>
         </w:rPr>
       </w:pPr>
-    </w:p>
-    <w:p>
-      <w:pPr>
-        <w:pStyle w:val="a0"/>
-        <w:jc w:val="left"/>
-        <w:rPr>
-          <w:sz w:val="32"/>
-          <w:lang w:val="en-US"/>
-        </w:rPr>
-      </w:pPr>
-      <w:r>
-        <w:rPr>
-          <w:sz w:val="32"/>
-        </w:rPr>
-        <w:t xml:space="preserve">Второй тест </w:t>
-      </w:r>
-      <w:r>
-        <w:rPr>
-          <w:sz w:val="32"/>
-        </w:rPr>
-        <w:t>выгрузки и сортировки 100 сл</w:t>
-      </w:r>
-      <w:r>
-        <w:rPr>
-          <w:sz w:val="32"/>
-        </w:rPr>
-        <w:t>учайных массивов из базы данных. Р</w:t>
-      </w:r>
-      <w:r>
-        <w:rPr>
-          <w:sz w:val="32"/>
-        </w:rPr>
-        <w:t>езультаты показаны на рисунках</w:t>
-      </w:r>
-      <w:r>
-        <w:rPr>
-          <w:sz w:val="32"/>
-        </w:rPr>
-        <w:t xml:space="preserve"> 3</w:t>
-      </w:r>
-      <w:r>
-        <w:rPr>
-          <w:sz w:val="32"/>
-          <w:lang w:val="en-US"/>
-        </w:rPr>
-        <w:t>-5</w:t>
-      </w:r>
-    </w:p>
-    <w:p>
-      <w:pPr>
-        <w:pStyle w:val="a0"/>
-        <w:jc w:val="center"/>
-        <w:rPr>
-          <w:lang w:val="en-US"/>
-        </w:rPr>
-      </w:pPr>
-      <w:r>
+      <w:r>
+        <w:rPr>
+          <w:noProof/>
+          <w:sz w:val="32"/>
+          <w:lang w:eastAsia="ru-RU" w:bidi="ar-SA"/>
+        </w:rPr>
         <w:drawing>
-          <wp:inline distT="0" distB="0" distL="0" distR="0" wp14:anchorId="1E309488" wp14:editId="5CBA7864">
-            <wp:extent cx="5940425" cy="1205988"/>
-            <wp:effectExtent l="0" t="0" r="3175" b="0"/>
-            <wp:docPr id="11" name="Рисунок 11"/>
+          <wp:inline distT="0" distB="0" distL="0" distR="0" wp14:anchorId="197B63B3" wp14:editId="4CB246F9">
+            <wp:extent cx="4991797" cy="695422"/>
+            <wp:effectExtent l="0" t="0" r="0" b="9525"/>
+            <wp:docPr id="6" name="Рисунок 6"/>
             <wp:cNvGraphicFramePr>
               <a:graphicFrameLocks xmlns:a="http://schemas.openxmlformats.org/drawingml/2006/main" noChangeAspect="1"/>
             </wp:cNvGraphicFramePr>
@@ -1986,7 +2561,7 @@
                   <pic:spPr>
                     <a:xfrm>
                       <a:off x="0" y="0"/>
-                      <a:ext cx="5940425" cy="1205988"/>
+                      <a:ext cx="4991797" cy="695422"/>
                     </a:xfrm>
                     <a:prstGeom prst="rect">
                       <a:avLst/>
@@ -2011,24 +2586,11 @@
         <w:rPr>
           <w:sz w:val="32"/>
         </w:rPr>
-        <w:t>Рисунок 3</w:t>
-      </w:r>
-      <w:r>
-        <w:rPr>
-          <w:sz w:val="32"/>
-        </w:rPr>
-        <w:t xml:space="preserve"> – Тест</w:t>
-      </w:r>
-      <w:r>
-        <w:rPr>
-          <w:sz w:val="32"/>
-        </w:rPr>
-        <w:t xml:space="preserve"> </w:t>
-      </w:r>
-      <w:r>
-        <w:rPr>
-          <w:sz w:val="32"/>
-          <w:lang w:val="en-US"/>
+        <w:t xml:space="preserve">Рисунок </w:t>
+      </w:r>
+      <w:r>
+        <w:rPr>
+          <w:sz w:val="32"/>
         </w:rPr>
         <w:t>2</w:t>
       </w:r>
@@ -2036,7 +2598,13 @@
         <w:rPr>
           <w:sz w:val="32"/>
         </w:rPr>
-        <w:t xml:space="preserve"> со 100 массивами</w:t>
+        <w:t xml:space="preserve"> – Тест 1</w:t>
+      </w:r>
+      <w:r>
+        <w:rPr>
+          <w:sz w:val="32"/>
+        </w:rPr>
+        <w:t xml:space="preserve"> со 1000 массивами</w:t>
       </w:r>
     </w:p>
     <w:p>
@@ -2044,15 +2612,20 @@
         <w:pStyle w:val="a0"/>
         <w:jc w:val="center"/>
         <w:rPr>
-          <w:lang w:val="en-US"/>
-        </w:rPr>
-      </w:pPr>
-      <w:r>
+          <w:sz w:val="32"/>
+        </w:rPr>
+      </w:pPr>
+      <w:r>
+        <w:rPr>
+          <w:noProof/>
+          <w:sz w:val="32"/>
+          <w:lang w:eastAsia="ru-RU" w:bidi="ar-SA"/>
+        </w:rPr>
         <w:drawing>
-          <wp:inline distT="0" distB="0" distL="0" distR="0" wp14:anchorId="7FC5E349" wp14:editId="3EA35D16">
-            <wp:extent cx="5940425" cy="1160005"/>
-            <wp:effectExtent l="0" t="0" r="3175" b="2540"/>
-            <wp:docPr id="12" name="Рисунок 12"/>
+          <wp:inline distT="0" distB="0" distL="0" distR="0" wp14:anchorId="66C9A570" wp14:editId="0C41EF1E">
+            <wp:extent cx="4925112" cy="733527"/>
+            <wp:effectExtent l="0" t="0" r="8890" b="9525"/>
+            <wp:docPr id="7" name="Рисунок 7"/>
             <wp:cNvGraphicFramePr>
               <a:graphicFrameLocks xmlns:a="http://schemas.openxmlformats.org/drawingml/2006/main" noChangeAspect="1"/>
             </wp:cNvGraphicFramePr>
@@ -2072,7 +2645,7 @@
                   <pic:spPr>
                     <a:xfrm>
                       <a:off x="0" y="0"/>
-                      <a:ext cx="5940425" cy="1160005"/>
+                      <a:ext cx="4925112" cy="733527"/>
                     </a:xfrm>
                     <a:prstGeom prst="rect">
                       <a:avLst/>
@@ -2102,21 +2675,20 @@
       <w:r>
         <w:rPr>
           <w:sz w:val="32"/>
-          <w:lang w:val="en-US"/>
-        </w:rPr>
-        <w:t>4</w:t>
-      </w:r>
-      <w:r>
-        <w:rPr>
-          <w:sz w:val="32"/>
-        </w:rPr>
-        <w:t xml:space="preserve"> – Тест 2</w:t>
-      </w:r>
-      <w:r>
-        <w:rPr>
-          <w:sz w:val="32"/>
-        </w:rPr>
-        <w:t xml:space="preserve"> с 1000 массивами</w:t>
+        </w:rPr>
+        <w:t>2</w:t>
+      </w:r>
+      <w:r>
+        <w:rPr>
+          <w:sz w:val="32"/>
+        </w:rPr>
+        <w:t xml:space="preserve"> – Тест 1</w:t>
+      </w:r>
+      <w:r>
+        <w:rPr>
+          <w:sz w:val="32"/>
+        </w:rPr>
+        <w:t xml:space="preserve"> со 10000 массивами</w:t>
       </w:r>
     </w:p>
     <w:p>
@@ -2124,18 +2696,80 @@
         <w:pStyle w:val="a0"/>
         <w:jc w:val="center"/>
         <w:rPr>
+          <w:sz w:val="32"/>
+        </w:rPr>
+      </w:pPr>
+    </w:p>
+    <w:p>
+      <w:pPr>
+        <w:pStyle w:val="a0"/>
+        <w:jc w:val="left"/>
+        <w:rPr>
+          <w:sz w:val="32"/>
+        </w:rPr>
+      </w:pPr>
+      <w:r>
+        <w:rPr>
+          <w:sz w:val="32"/>
+        </w:rPr>
+        <w:lastRenderedPageBreak/>
+        <w:t xml:space="preserve">Второй тест </w:t>
+      </w:r>
+      <w:r>
+        <w:rPr>
+          <w:sz w:val="32"/>
+        </w:rPr>
+        <w:t>выгрузки и сортировки 100 сл</w:t>
+      </w:r>
+      <w:r>
+        <w:rPr>
+          <w:sz w:val="32"/>
+        </w:rPr>
+        <w:t>учайных массивов из базы данных. Р</w:t>
+      </w:r>
+      <w:r>
+        <w:rPr>
+          <w:sz w:val="32"/>
+        </w:rPr>
+        <w:t>езультаты показаны на рисунках</w:t>
+      </w:r>
+      <w:r>
+        <w:rPr>
+          <w:sz w:val="32"/>
+        </w:rPr>
+        <w:t xml:space="preserve"> </w:t>
+      </w:r>
+      <w:r>
+        <w:rPr>
+          <w:sz w:val="32"/>
+        </w:rPr>
+        <w:t>5</w:t>
+      </w:r>
+      <w:r>
+        <w:rPr>
+          <w:sz w:val="32"/>
+        </w:rPr>
+        <w:t>-7</w:t>
+      </w:r>
+    </w:p>
+    <w:p>
+      <w:pPr>
+        <w:pStyle w:val="a0"/>
+        <w:jc w:val="center"/>
+        <w:rPr>
           <w:lang w:val="en-US"/>
         </w:rPr>
       </w:pPr>
       <w:r>
         <w:rPr>
-          <w:lang w:val="en-US"/>
+          <w:noProof/>
+          <w:lang w:eastAsia="ru-RU" w:bidi="ar-SA"/>
         </w:rPr>
         <w:drawing>
-          <wp:inline distT="0" distB="0" distL="0" distR="0" wp14:anchorId="68C560E5" wp14:editId="1BA86C14">
-            <wp:extent cx="5940425" cy="1248292"/>
-            <wp:effectExtent l="0" t="0" r="3175" b="9525"/>
-            <wp:docPr id="13" name="Рисунок 13"/>
+          <wp:inline distT="0" distB="0" distL="0" distR="0" wp14:anchorId="063E151D" wp14:editId="5F31FEAA">
+            <wp:extent cx="5940425" cy="959870"/>
+            <wp:effectExtent l="0" t="0" r="3175" b="0"/>
+            <wp:docPr id="2" name="Рисунок 2"/>
             <wp:cNvGraphicFramePr>
               <a:graphicFrameLocks xmlns:a="http://schemas.openxmlformats.org/drawingml/2006/main" noChangeAspect="1"/>
             </wp:cNvGraphicFramePr>
@@ -2155,7 +2789,7 @@
                   <pic:spPr>
                     <a:xfrm>
                       <a:off x="0" y="0"/>
-                      <a:ext cx="5940425" cy="1248292"/>
+                      <a:ext cx="5940425" cy="959870"/>
                     </a:xfrm>
                     <a:prstGeom prst="rect">
                       <a:avLst/>
@@ -2192,58 +2826,52 @@
         <w:rPr>
           <w:sz w:val="32"/>
         </w:rPr>
-        <w:t xml:space="preserve"> – </w:t>
-      </w:r>
-      <w:r>
-        <w:rPr>
-          <w:sz w:val="32"/>
-        </w:rPr>
-        <w:t>Тест</w:t>
-      </w:r>
-      <w:r>
-        <w:rPr>
-          <w:sz w:val="32"/>
-        </w:rPr>
-        <w:t xml:space="preserve"> 2</w:t>
-      </w:r>
-      <w:r>
-        <w:rPr>
-          <w:sz w:val="32"/>
-        </w:rPr>
-        <w:t xml:space="preserve"> с 10000 массивами</w:t>
-      </w:r>
-    </w:p>
-    <w:p>
-      <w:pPr>
-        <w:pStyle w:val="a0"/>
-        <w:ind w:firstLine="0"/>
-        <w:jc w:val="left"/>
-      </w:pPr>
-    </w:p>
-    <w:p>
-      <w:pPr>
-        <w:pStyle w:val="a0"/>
-        <w:jc w:val="left"/>
-      </w:pPr>
-      <w:r>
-        <w:rPr>
-          <w:sz w:val="32"/>
-        </w:rPr>
-        <w:lastRenderedPageBreak/>
-        <w:t>Третий тест очистки базы данных. Результат показан на рисунке 4</w:t>
+        <w:t xml:space="preserve"> – Тест</w:t>
+      </w:r>
+      <w:r>
+        <w:rPr>
+          <w:sz w:val="32"/>
+        </w:rPr>
+        <w:t xml:space="preserve"> </w:t>
+      </w:r>
+      <w:r>
+        <w:rPr>
+          <w:sz w:val="32"/>
+          <w:lang w:val="en-US"/>
+        </w:rPr>
+        <w:t>2</w:t>
+      </w:r>
+      <w:r>
+        <w:rPr>
+          <w:sz w:val="32"/>
+        </w:rPr>
+        <w:t xml:space="preserve"> с</w:t>
+      </w:r>
+      <w:r>
+        <w:rPr>
+          <w:sz w:val="32"/>
+        </w:rPr>
+        <w:t xml:space="preserve"> 100 массивами</w:t>
       </w:r>
     </w:p>
     <w:p>
       <w:pPr>
         <w:pStyle w:val="a0"/>
         <w:jc w:val="center"/>
-      </w:pPr>
-      <w:r>
+        <w:rPr>
+          <w:lang w:val="en-US"/>
+        </w:rPr>
+      </w:pPr>
+      <w:r>
+        <w:rPr>
+          <w:noProof/>
+          <w:lang w:eastAsia="ru-RU" w:bidi="ar-SA"/>
+        </w:rPr>
         <w:drawing>
-          <wp:inline distT="0" distB="0" distL="0" distR="0" wp14:anchorId="75F47005" wp14:editId="0F863D44">
-            <wp:extent cx="5940425" cy="557930"/>
+          <wp:inline distT="0" distB="0" distL="0" distR="0" wp14:anchorId="452ED2BA" wp14:editId="3056FFD0">
+            <wp:extent cx="5940425" cy="1074820"/>
             <wp:effectExtent l="0" t="0" r="3175" b="0"/>
-            <wp:docPr id="10" name="Рисунок 10"/>
+            <wp:docPr id="4" name="Рисунок 4"/>
             <wp:cNvGraphicFramePr>
               <a:graphicFrameLocks xmlns:a="http://schemas.openxmlformats.org/drawingml/2006/main" noChangeAspect="1"/>
             </wp:cNvGraphicFramePr>
@@ -2263,6 +2891,206 @@
                   <pic:spPr>
                     <a:xfrm>
                       <a:off x="0" y="0"/>
+                      <a:ext cx="5940425" cy="1074820"/>
+                    </a:xfrm>
+                    <a:prstGeom prst="rect">
+                      <a:avLst/>
+                    </a:prstGeom>
+                  </pic:spPr>
+                </pic:pic>
+              </a:graphicData>
+            </a:graphic>
+          </wp:inline>
+        </w:drawing>
+      </w:r>
+    </w:p>
+    <w:p>
+      <w:pPr>
+        <w:pStyle w:val="a0"/>
+        <w:jc w:val="center"/>
+        <w:rPr>
+          <w:sz w:val="32"/>
+        </w:rPr>
+      </w:pPr>
+      <w:r>
+        <w:rPr>
+          <w:sz w:val="32"/>
+        </w:rPr>
+        <w:t xml:space="preserve">Рисунок </w:t>
+      </w:r>
+      <w:r>
+        <w:rPr>
+          <w:sz w:val="32"/>
+        </w:rPr>
+        <w:t>6</w:t>
+      </w:r>
+      <w:r>
+        <w:rPr>
+          <w:sz w:val="32"/>
+        </w:rPr>
+        <w:t xml:space="preserve"> – Тест 2</w:t>
+      </w:r>
+      <w:r>
+        <w:rPr>
+          <w:sz w:val="32"/>
+        </w:rPr>
+        <w:t xml:space="preserve"> с 1000 массивами</w:t>
+      </w:r>
+    </w:p>
+    <w:p>
+      <w:pPr>
+        <w:pStyle w:val="a0"/>
+        <w:jc w:val="center"/>
+        <w:rPr>
+          <w:lang w:val="en-US"/>
+        </w:rPr>
+      </w:pPr>
+      <w:r>
+        <w:rPr>
+          <w:noProof/>
+          <w:lang w:eastAsia="ru-RU" w:bidi="ar-SA"/>
+        </w:rPr>
+        <w:drawing>
+          <wp:inline distT="0" distB="0" distL="0" distR="0" wp14:anchorId="1DB06FCA" wp14:editId="14BD4B1D">
+            <wp:extent cx="5940425" cy="983780"/>
+            <wp:effectExtent l="0" t="0" r="3175" b="6985"/>
+            <wp:docPr id="5" name="Рисунок 5"/>
+            <wp:cNvGraphicFramePr>
+              <a:graphicFrameLocks xmlns:a="http://schemas.openxmlformats.org/drawingml/2006/main" noChangeAspect="1"/>
+            </wp:cNvGraphicFramePr>
+            <a:graphic xmlns:a="http://schemas.openxmlformats.org/drawingml/2006/main">
+              <a:graphicData uri="http://schemas.openxmlformats.org/drawingml/2006/picture">
+                <pic:pic xmlns:pic="http://schemas.openxmlformats.org/drawingml/2006/picture">
+                  <pic:nvPicPr>
+                    <pic:cNvPr id="0" name=""/>
+                    <pic:cNvPicPr/>
+                  </pic:nvPicPr>
+                  <pic:blipFill>
+                    <a:blip r:embed="rId12"/>
+                    <a:stretch>
+                      <a:fillRect/>
+                    </a:stretch>
+                  </pic:blipFill>
+                  <pic:spPr>
+                    <a:xfrm>
+                      <a:off x="0" y="0"/>
+                      <a:ext cx="5940425" cy="983780"/>
+                    </a:xfrm>
+                    <a:prstGeom prst="rect">
+                      <a:avLst/>
+                    </a:prstGeom>
+                  </pic:spPr>
+                </pic:pic>
+              </a:graphicData>
+            </a:graphic>
+          </wp:inline>
+        </w:drawing>
+      </w:r>
+    </w:p>
+    <w:p>
+      <w:pPr>
+        <w:pStyle w:val="a0"/>
+        <w:jc w:val="center"/>
+        <w:rPr>
+          <w:sz w:val="32"/>
+        </w:rPr>
+      </w:pPr>
+      <w:r>
+        <w:rPr>
+          <w:sz w:val="32"/>
+        </w:rPr>
+        <w:t xml:space="preserve">Рисунок </w:t>
+      </w:r>
+      <w:r>
+        <w:rPr>
+          <w:sz w:val="32"/>
+        </w:rPr>
+        <w:t>7</w:t>
+      </w:r>
+      <w:r>
+        <w:rPr>
+          <w:sz w:val="32"/>
+        </w:rPr>
+        <w:t xml:space="preserve"> – </w:t>
+      </w:r>
+      <w:r>
+        <w:rPr>
+          <w:sz w:val="32"/>
+        </w:rPr>
+        <w:t>Тест</w:t>
+      </w:r>
+      <w:r>
+        <w:rPr>
+          <w:sz w:val="32"/>
+        </w:rPr>
+        <w:t xml:space="preserve"> 2</w:t>
+      </w:r>
+      <w:r>
+        <w:rPr>
+          <w:sz w:val="32"/>
+        </w:rPr>
+        <w:t xml:space="preserve"> с 10000 массивами</w:t>
+      </w:r>
+    </w:p>
+    <w:p>
+      <w:pPr>
+        <w:pStyle w:val="a0"/>
+        <w:ind w:firstLine="0"/>
+        <w:jc w:val="left"/>
+      </w:pPr>
+    </w:p>
+    <w:p>
+      <w:pPr>
+        <w:pStyle w:val="a0"/>
+        <w:jc w:val="left"/>
+      </w:pPr>
+      <w:r>
+        <w:rPr>
+          <w:sz w:val="32"/>
+        </w:rPr>
+        <w:t>Третий тест очистки базы данных</w:t>
+      </w:r>
+      <w:r>
+        <w:rPr>
+          <w:sz w:val="32"/>
+        </w:rPr>
+        <w:t>. Результат показан на рисунке 8</w:t>
+      </w:r>
+    </w:p>
+    <w:p>
+      <w:pPr>
+        <w:pStyle w:val="a0"/>
+        <w:jc w:val="center"/>
+      </w:pPr>
+      <w:r>
+        <w:rPr>
+          <w:noProof/>
+          <w:lang w:eastAsia="ru-RU" w:bidi="ar-SA"/>
+        </w:rPr>
+        <w:drawing>
+          <wp:inline distT="0" distB="0" distL="0" distR="0" wp14:anchorId="75F47005" wp14:editId="0F863D44">
+            <wp:extent cx="5940425" cy="557930"/>
+            <wp:effectExtent l="0" t="0" r="3175" b="0"/>
+            <wp:docPr id="10" name="Рисунок 10"/>
+            <wp:cNvGraphicFramePr>
+              <a:graphicFrameLocks xmlns:a="http://schemas.openxmlformats.org/drawingml/2006/main" noChangeAspect="1"/>
+            </wp:cNvGraphicFramePr>
+            <a:graphic xmlns:a="http://schemas.openxmlformats.org/drawingml/2006/main">
+              <a:graphicData uri="http://schemas.openxmlformats.org/drawingml/2006/picture">
+                <pic:pic xmlns:pic="http://schemas.openxmlformats.org/drawingml/2006/picture">
+                  <pic:nvPicPr>
+                    <pic:cNvPr id="0" name=""/>
+                    <pic:cNvPicPr/>
+                  </pic:nvPicPr>
+                  <pic:blipFill>
+                    <a:blip r:embed="rId13"/>
+                    <a:stretch>
+                      <a:fillRect/>
+                    </a:stretch>
+                  </pic:blipFill>
+                  <pic:spPr>
+                    <a:xfrm>
+                      <a:off x="0" y="0"/>
                       <a:ext cx="5940425" cy="557930"/>
                     </a:xfrm>
                     <a:prstGeom prst="rect">
@@ -2294,7 +3122,7 @@
         <w:rPr>
           <w:sz w:val="32"/>
         </w:rPr>
-        <w:t>6</w:t>
+        <w:t>8</w:t>
       </w:r>
       <w:r>
         <w:rPr>
@@ -3342,6 +4170,25 @@
       <w:lang w:eastAsia="zh-CN" w:bidi="hi-IN"/>
     </w:rPr>
   </w:style>
+  <w:style w:type="table" w:styleId="ac">
+    <w:name w:val="Table Grid"/>
+    <w:basedOn w:val="a2"/>
+    <w:uiPriority w:val="39"/>
+    <w:rsid w:val="003C456D"/>
+    <w:pPr>
+      <w:spacing w:after="0" w:line="240" w:lineRule="auto"/>
+    </w:pPr>
+    <w:tblPr>
+      <w:tblBorders>
+        <w:top w:val="single" w:sz="4" w:space="0" w:color="auto"/>
+        <w:left w:val="single" w:sz="4" w:space="0" w:color="auto"/>
+        <w:bottom w:val="single" w:sz="4" w:space="0" w:color="auto"/>
+        <w:right w:val="single" w:sz="4" w:space="0" w:color="auto"/>
+        <w:insideH w:val="single" w:sz="4" w:space="0" w:color="auto"/>
+        <w:insideV w:val="single" w:sz="4" w:space="0" w:color="auto"/>
+      </w:tblBorders>
+    </w:tblPr>
+  </w:style>
 </w:styles>
 </file>
 
@@ -3747,6 +4594,25 @@
       <w:lang w:eastAsia="zh-CN" w:bidi="hi-IN"/>
     </w:rPr>
   </w:style>
+  <w:style w:type="table" w:styleId="ac">
+    <w:name w:val="Table Grid"/>
+    <w:basedOn w:val="a2"/>
+    <w:uiPriority w:val="39"/>
+    <w:rsid w:val="003C456D"/>
+    <w:pPr>
+      <w:spacing w:after="0" w:line="240" w:lineRule="auto"/>
+    </w:pPr>
+    <w:tblPr>
+      <w:tblBorders>
+        <w:top w:val="single" w:sz="4" w:space="0" w:color="auto"/>
+        <w:left w:val="single" w:sz="4" w:space="0" w:color="auto"/>
+        <w:bottom w:val="single" w:sz="4" w:space="0" w:color="auto"/>
+        <w:right w:val="single" w:sz="4" w:space="0" w:color="auto"/>
+        <w:insideH w:val="single" w:sz="4" w:space="0" w:color="auto"/>
+        <w:insideV w:val="single" w:sz="4" w:space="0" w:color="auto"/>
+      </w:tblBorders>
+    </w:tblPr>
+  </w:style>
 </w:styles>
 </file>
 

--- a/Отчет по контрольной работе №3.docx
+++ b/Отчет по контрольной работе №3.docx
@@ -2375,8 +2375,6 @@
           <w:sz w:val="32"/>
         </w:rPr>
       </w:pPr>
-      <w:bookmarkStart w:id="0" w:name="_GoBack"/>
-      <w:bookmarkEnd w:id="0"/>
     </w:p>
     <w:p>
       <w:pPr>
@@ -3145,61 +3143,962 @@
     </w:p>
     <w:p>
       <w:pPr>
+        <w:suppressAutoHyphens w:val="0"/>
+        <w:spacing w:after="160" w:line="259" w:lineRule="auto"/>
+        <w:rPr>
+          <w:rFonts w:eastAsia="Times New Roman" w:cs="Mangal"/>
+          <w:b/>
+          <w:bCs/>
+          <w:iCs/>
+          <w:szCs w:val="25"/>
+        </w:rPr>
+      </w:pPr>
+      <w:r>
+        <w:br w:type="page"/>
+      </w:r>
+    </w:p>
+    <w:p>
+      <w:pPr>
         <w:pStyle w:val="2"/>
-        <w:rPr>
-          <w:sz w:val="32"/>
-        </w:rPr>
-      </w:pPr>
-      <w:r>
-        <w:rPr>
-          <w:sz w:val="32"/>
-        </w:rPr>
-        <w:t>6 Вывод</w:t>
-      </w:r>
-    </w:p>
-    <w:p>
-      <w:pPr>
-        <w:pStyle w:val="a0"/>
-        <w:rPr>
-          <w:sz w:val="32"/>
-        </w:rPr>
-      </w:pPr>
-      <w:r>
-        <w:rPr>
-          <w:sz w:val="32"/>
-        </w:rPr>
-        <w:t>Был</w:t>
-      </w:r>
-      <w:r>
-        <w:rPr>
-          <w:sz w:val="32"/>
-        </w:rPr>
-        <w:t>о</w:t>
-      </w:r>
-      <w:r>
-        <w:rPr>
-          <w:sz w:val="32"/>
-        </w:rPr>
-        <w:t xml:space="preserve"> разработан</w:t>
-      </w:r>
-      <w:r>
-        <w:rPr>
-          <w:sz w:val="32"/>
-        </w:rPr>
-        <w:t>о</w:t>
-      </w:r>
-      <w:r>
-        <w:rPr>
-          <w:sz w:val="32"/>
+      </w:pPr>
+      <w:r>
+        <w:lastRenderedPageBreak/>
+        <w:t xml:space="preserve">6 </w:t>
+      </w:r>
+      <w:r>
+        <w:t>Описание графического интерфейса</w:t>
+      </w:r>
+    </w:p>
+    <w:p>
+      <w:pPr>
+        <w:pStyle w:val="a0"/>
+        <w:jc w:val="left"/>
+        <w:rPr>
+          <w:sz w:val="32"/>
+        </w:rPr>
+      </w:pPr>
+      <w:r>
+        <w:rPr>
+          <w:sz w:val="32"/>
+        </w:rPr>
+        <w:t>На рисунке 9 изображен вход</w:t>
+      </w:r>
+      <w:r>
+        <w:rPr>
+          <w:sz w:val="32"/>
+        </w:rPr>
+        <w:t xml:space="preserve"> и регистрация</w:t>
+      </w:r>
+      <w:r>
+        <w:rPr>
+          <w:sz w:val="32"/>
+        </w:rPr>
+        <w:t xml:space="preserve"> в программу.</w:t>
+      </w:r>
+    </w:p>
+    <w:p>
+      <w:pPr>
+        <w:pStyle w:val="a0"/>
+        <w:jc w:val="center"/>
+        <w:rPr>
+          <w:sz w:val="32"/>
+        </w:rPr>
+      </w:pPr>
+      <w:r>
+        <w:rPr>
+          <w:sz w:val="32"/>
+        </w:rPr>
+        <w:drawing>
+          <wp:inline distT="0" distB="0" distL="0" distR="0" wp14:anchorId="18A66941" wp14:editId="53058F38">
+            <wp:extent cx="1900916" cy="1949450"/>
+            <wp:effectExtent l="0" t="0" r="4445" b="0"/>
+            <wp:docPr id="8" name="Рисунок 8"/>
+            <wp:cNvGraphicFramePr>
+              <a:graphicFrameLocks xmlns:a="http://schemas.openxmlformats.org/drawingml/2006/main" noChangeAspect="1"/>
+            </wp:cNvGraphicFramePr>
+            <a:graphic xmlns:a="http://schemas.openxmlformats.org/drawingml/2006/main">
+              <a:graphicData uri="http://schemas.openxmlformats.org/drawingml/2006/picture">
+                <pic:pic xmlns:pic="http://schemas.openxmlformats.org/drawingml/2006/picture">
+                  <pic:nvPicPr>
+                    <pic:cNvPr id="0" name=""/>
+                    <pic:cNvPicPr/>
+                  </pic:nvPicPr>
+                  <pic:blipFill>
+                    <a:blip r:embed="rId14"/>
+                    <a:stretch>
+                      <a:fillRect/>
+                    </a:stretch>
+                  </pic:blipFill>
+                  <pic:spPr>
+                    <a:xfrm>
+                      <a:off x="0" y="0"/>
+                      <a:ext cx="1903882" cy="1952491"/>
+                    </a:xfrm>
+                    <a:prstGeom prst="rect">
+                      <a:avLst/>
+                    </a:prstGeom>
+                  </pic:spPr>
+                </pic:pic>
+              </a:graphicData>
+            </a:graphic>
+          </wp:inline>
+        </w:drawing>
+      </w:r>
+    </w:p>
+    <w:p>
+      <w:pPr>
+        <w:pStyle w:val="a0"/>
+        <w:jc w:val="center"/>
+        <w:rPr>
+          <w:sz w:val="32"/>
+        </w:rPr>
+      </w:pPr>
+      <w:r>
+        <w:rPr>
+          <w:sz w:val="32"/>
+        </w:rPr>
+        <w:t>Рисунок 9 – Вход в программу</w:t>
+      </w:r>
+    </w:p>
+    <w:p>
+      <w:pPr>
+        <w:pStyle w:val="a0"/>
+        <w:rPr>
+          <w:sz w:val="32"/>
+        </w:rPr>
+      </w:pPr>
+      <w:r>
+        <w:rPr>
+          <w:sz w:val="32"/>
+        </w:rPr>
+        <w:t>На рисунках 10 и 11 изображена обработка ошибок.</w:t>
+      </w:r>
+    </w:p>
+    <w:p>
+      <w:pPr>
+        <w:pStyle w:val="a0"/>
+        <w:jc w:val="center"/>
+        <w:rPr>
+          <w:sz w:val="32"/>
+        </w:rPr>
+      </w:pPr>
+      <w:r>
+        <w:rPr>
+          <w:sz w:val="32"/>
+        </w:rPr>
+        <w:drawing>
+          <wp:inline distT="0" distB="0" distL="0" distR="0" wp14:anchorId="662AE174" wp14:editId="353DF2BD">
+            <wp:extent cx="2482850" cy="1509057"/>
+            <wp:effectExtent l="0" t="0" r="0" b="0"/>
+            <wp:docPr id="9" name="Рисунок 9"/>
+            <wp:cNvGraphicFramePr>
+              <a:graphicFrameLocks xmlns:a="http://schemas.openxmlformats.org/drawingml/2006/main" noChangeAspect="1"/>
+            </wp:cNvGraphicFramePr>
+            <a:graphic xmlns:a="http://schemas.openxmlformats.org/drawingml/2006/main">
+              <a:graphicData uri="http://schemas.openxmlformats.org/drawingml/2006/picture">
+                <pic:pic xmlns:pic="http://schemas.openxmlformats.org/drawingml/2006/picture">
+                  <pic:nvPicPr>
+                    <pic:cNvPr id="0" name=""/>
+                    <pic:cNvPicPr/>
+                  </pic:nvPicPr>
+                  <pic:blipFill>
+                    <a:blip r:embed="rId15"/>
+                    <a:stretch>
+                      <a:fillRect/>
+                    </a:stretch>
+                  </pic:blipFill>
+                  <pic:spPr>
+                    <a:xfrm>
+                      <a:off x="0" y="0"/>
+                      <a:ext cx="2485348" cy="1510576"/>
+                    </a:xfrm>
+                    <a:prstGeom prst="rect">
+                      <a:avLst/>
+                    </a:prstGeom>
+                  </pic:spPr>
+                </pic:pic>
+              </a:graphicData>
+            </a:graphic>
+          </wp:inline>
+        </w:drawing>
+      </w:r>
+    </w:p>
+    <w:p>
+      <w:pPr>
+        <w:pStyle w:val="a0"/>
+        <w:jc w:val="center"/>
+        <w:rPr>
+          <w:sz w:val="32"/>
+        </w:rPr>
+      </w:pPr>
+      <w:r>
+        <w:rPr>
+          <w:sz w:val="32"/>
+        </w:rPr>
+        <w:t>Рисунок 10 – Неверные данные для входа</w:t>
+      </w:r>
+    </w:p>
+    <w:p>
+      <w:pPr>
+        <w:pStyle w:val="a0"/>
+        <w:jc w:val="center"/>
+        <w:rPr>
+          <w:sz w:val="32"/>
+        </w:rPr>
+      </w:pPr>
+      <w:r>
+        <w:rPr>
+          <w:sz w:val="32"/>
+        </w:rPr>
+        <w:drawing>
+          <wp:inline distT="0" distB="0" distL="0" distR="0" wp14:anchorId="284D0F9D" wp14:editId="2F5CC50A">
+            <wp:extent cx="2197100" cy="1565434"/>
+            <wp:effectExtent l="0" t="0" r="0" b="0"/>
+            <wp:docPr id="11" name="Рисунок 11"/>
+            <wp:cNvGraphicFramePr>
+              <a:graphicFrameLocks xmlns:a="http://schemas.openxmlformats.org/drawingml/2006/main" noChangeAspect="1"/>
+            </wp:cNvGraphicFramePr>
+            <a:graphic xmlns:a="http://schemas.openxmlformats.org/drawingml/2006/main">
+              <a:graphicData uri="http://schemas.openxmlformats.org/drawingml/2006/picture">
+                <pic:pic xmlns:pic="http://schemas.openxmlformats.org/drawingml/2006/picture">
+                  <pic:nvPicPr>
+                    <pic:cNvPr id="0" name=""/>
+                    <pic:cNvPicPr/>
+                  </pic:nvPicPr>
+                  <pic:blipFill>
+                    <a:blip r:embed="rId16"/>
+                    <a:stretch>
+                      <a:fillRect/>
+                    </a:stretch>
+                  </pic:blipFill>
+                  <pic:spPr>
+                    <a:xfrm>
+                      <a:off x="0" y="0"/>
+                      <a:ext cx="2197407" cy="1565652"/>
+                    </a:xfrm>
+                    <a:prstGeom prst="rect">
+                      <a:avLst/>
+                    </a:prstGeom>
+                  </pic:spPr>
+                </pic:pic>
+              </a:graphicData>
+            </a:graphic>
+          </wp:inline>
+        </w:drawing>
+      </w:r>
+    </w:p>
+    <w:p>
+      <w:pPr>
+        <w:pStyle w:val="a0"/>
+        <w:jc w:val="center"/>
+        <w:rPr>
+          <w:sz w:val="32"/>
+        </w:rPr>
+      </w:pPr>
+      <w:r>
+        <w:rPr>
+          <w:sz w:val="32"/>
+        </w:rPr>
+        <w:t>Рисунок 11 – Логин уже существует</w:t>
+      </w:r>
+    </w:p>
+    <w:p>
+      <w:pPr>
+        <w:pStyle w:val="a6"/>
+      </w:pPr>
+      <w:r>
+        <w:br w:type="page"/>
+      </w:r>
+    </w:p>
+    <w:p>
+      <w:pPr>
+        <w:pStyle w:val="a0"/>
+        <w:jc w:val="left"/>
+        <w:rPr>
+          <w:sz w:val="32"/>
+        </w:rPr>
+      </w:pPr>
+      <w:r>
+        <w:rPr>
+          <w:sz w:val="32"/>
+        </w:rPr>
+        <w:lastRenderedPageBreak/>
+        <w:t>Основное окно программы изображено на рисунке 12.</w:t>
+      </w:r>
+    </w:p>
+    <w:p>
+      <w:pPr>
+        <w:pStyle w:val="a0"/>
+        <w:jc w:val="center"/>
+        <w:rPr>
+          <w:sz w:val="32"/>
+        </w:rPr>
+      </w:pPr>
+      <w:r>
+        <w:rPr>
+          <w:sz w:val="32"/>
+        </w:rPr>
+        <w:drawing>
+          <wp:inline distT="0" distB="0" distL="0" distR="0" wp14:anchorId="7B374853" wp14:editId="2CC2ADE8">
+            <wp:extent cx="4129269" cy="2724150"/>
+            <wp:effectExtent l="0" t="0" r="5080" b="0"/>
+            <wp:docPr id="12" name="Рисунок 12"/>
+            <wp:cNvGraphicFramePr>
+              <a:graphicFrameLocks xmlns:a="http://schemas.openxmlformats.org/drawingml/2006/main" noChangeAspect="1"/>
+            </wp:cNvGraphicFramePr>
+            <a:graphic xmlns:a="http://schemas.openxmlformats.org/drawingml/2006/main">
+              <a:graphicData uri="http://schemas.openxmlformats.org/drawingml/2006/picture">
+                <pic:pic xmlns:pic="http://schemas.openxmlformats.org/drawingml/2006/picture">
+                  <pic:nvPicPr>
+                    <pic:cNvPr id="0" name=""/>
+                    <pic:cNvPicPr/>
+                  </pic:nvPicPr>
+                  <pic:blipFill>
+                    <a:blip r:embed="rId17"/>
+                    <a:stretch>
+                      <a:fillRect/>
+                    </a:stretch>
+                  </pic:blipFill>
+                  <pic:spPr>
+                    <a:xfrm>
+                      <a:off x="0" y="0"/>
+                      <a:ext cx="4131477" cy="2725606"/>
+                    </a:xfrm>
+                    <a:prstGeom prst="rect">
+                      <a:avLst/>
+                    </a:prstGeom>
+                  </pic:spPr>
+                </pic:pic>
+              </a:graphicData>
+            </a:graphic>
+          </wp:inline>
+        </w:drawing>
+      </w:r>
+    </w:p>
+    <w:p>
+      <w:pPr>
+        <w:pStyle w:val="a0"/>
+        <w:jc w:val="center"/>
+        <w:rPr>
+          <w:sz w:val="32"/>
+        </w:rPr>
+      </w:pPr>
+      <w:r>
+        <w:rPr>
+          <w:sz w:val="32"/>
+        </w:rPr>
+        <w:t>Рисунок 12 – Основное окно программы</w:t>
+      </w:r>
+    </w:p>
+    <w:p>
+      <w:pPr>
+        <w:pStyle w:val="a0"/>
+        <w:rPr>
+          <w:sz w:val="32"/>
+        </w:rPr>
+      </w:pPr>
+      <w:r>
+        <w:rPr>
+          <w:sz w:val="32"/>
+        </w:rPr>
+        <w:t>На рисунке 13 изображена случайная генерация массива.</w:t>
+      </w:r>
+    </w:p>
+    <w:p>
+      <w:pPr>
+        <w:pStyle w:val="a0"/>
+        <w:jc w:val="center"/>
+        <w:rPr>
+          <w:sz w:val="32"/>
+        </w:rPr>
+      </w:pPr>
+      <w:r>
+        <w:rPr>
+          <w:sz w:val="32"/>
+        </w:rPr>
+        <w:drawing>
+          <wp:inline distT="0" distB="0" distL="0" distR="0" wp14:anchorId="1AA9513B" wp14:editId="5AD1240A">
+            <wp:extent cx="5314950" cy="563914"/>
+            <wp:effectExtent l="0" t="0" r="0" b="7620"/>
+            <wp:docPr id="13" name="Рисунок 13"/>
+            <wp:cNvGraphicFramePr>
+              <a:graphicFrameLocks xmlns:a="http://schemas.openxmlformats.org/drawingml/2006/main" noChangeAspect="1"/>
+            </wp:cNvGraphicFramePr>
+            <a:graphic xmlns:a="http://schemas.openxmlformats.org/drawingml/2006/main">
+              <a:graphicData uri="http://schemas.openxmlformats.org/drawingml/2006/picture">
+                <pic:pic xmlns:pic="http://schemas.openxmlformats.org/drawingml/2006/picture">
+                  <pic:nvPicPr>
+                    <pic:cNvPr id="0" name=""/>
+                    <pic:cNvPicPr/>
+                  </pic:nvPicPr>
+                  <pic:blipFill>
+                    <a:blip r:embed="rId18"/>
+                    <a:stretch>
+                      <a:fillRect/>
+                    </a:stretch>
+                  </pic:blipFill>
+                  <pic:spPr>
+                    <a:xfrm>
+                      <a:off x="0" y="0"/>
+                      <a:ext cx="5328706" cy="565373"/>
+                    </a:xfrm>
+                    <a:prstGeom prst="rect">
+                      <a:avLst/>
+                    </a:prstGeom>
+                  </pic:spPr>
+                </pic:pic>
+              </a:graphicData>
+            </a:graphic>
+          </wp:inline>
+        </w:drawing>
+      </w:r>
+    </w:p>
+    <w:p>
+      <w:pPr>
+        <w:pStyle w:val="a0"/>
+        <w:jc w:val="center"/>
+        <w:rPr>
+          <w:sz w:val="32"/>
+        </w:rPr>
+      </w:pPr>
+      <w:r>
+        <w:rPr>
+          <w:sz w:val="32"/>
+        </w:rPr>
+        <w:t>Рисунок 13 – Случайная генерация массива</w:t>
+      </w:r>
+    </w:p>
+    <w:p>
+      <w:pPr>
+        <w:pStyle w:val="a0"/>
+        <w:rPr>
+          <w:sz w:val="32"/>
+        </w:rPr>
+      </w:pPr>
+      <w:r>
+        <w:rPr>
+          <w:sz w:val="32"/>
+        </w:rPr>
+        <w:t>На рисунке 14 изображена сортировка массива.</w:t>
+      </w:r>
+    </w:p>
+    <w:p>
+      <w:pPr>
+        <w:pStyle w:val="a0"/>
+        <w:jc w:val="center"/>
+        <w:rPr>
+          <w:sz w:val="32"/>
+        </w:rPr>
+      </w:pPr>
+      <w:r>
+        <w:rPr>
+          <w:noProof/>
+          <w:lang w:eastAsia="ru-RU" w:bidi="ar-SA"/>
+        </w:rPr>
+        <w:drawing>
+          <wp:inline distT="0" distB="0" distL="0" distR="0" wp14:anchorId="2A3EB549" wp14:editId="42BD6EA9">
+            <wp:extent cx="1047804" cy="1124008"/>
+            <wp:effectExtent l="0" t="0" r="0" b="0"/>
+            <wp:docPr id="15" name="Рисунок 15"/>
+            <wp:cNvGraphicFramePr>
+              <a:graphicFrameLocks xmlns:a="http://schemas.openxmlformats.org/drawingml/2006/main" noChangeAspect="1"/>
+            </wp:cNvGraphicFramePr>
+            <a:graphic xmlns:a="http://schemas.openxmlformats.org/drawingml/2006/main">
+              <a:graphicData uri="http://schemas.openxmlformats.org/drawingml/2006/picture">
+                <pic:pic xmlns:pic="http://schemas.openxmlformats.org/drawingml/2006/picture">
+                  <pic:nvPicPr>
+                    <pic:cNvPr id="0" name=""/>
+                    <pic:cNvPicPr/>
+                  </pic:nvPicPr>
+                  <pic:blipFill>
+                    <a:blip r:embed="rId19"/>
+                    <a:stretch>
+                      <a:fillRect/>
+                    </a:stretch>
+                  </pic:blipFill>
+                  <pic:spPr>
+                    <a:xfrm>
+                      <a:off x="0" y="0"/>
+                      <a:ext cx="1047804" cy="1124008"/>
+                    </a:xfrm>
+                    <a:prstGeom prst="rect">
+                      <a:avLst/>
+                    </a:prstGeom>
+                  </pic:spPr>
+                </pic:pic>
+              </a:graphicData>
+            </a:graphic>
+          </wp:inline>
+        </w:drawing>
+      </w:r>
+    </w:p>
+    <w:p>
+      <w:pPr>
+        <w:pStyle w:val="a0"/>
+        <w:jc w:val="center"/>
+        <w:rPr>
+          <w:sz w:val="32"/>
+        </w:rPr>
+      </w:pPr>
+      <w:r>
+        <w:rPr>
+          <w:sz w:val="32"/>
+        </w:rPr>
+        <w:t>Рисунок 14 – сортировка массива</w:t>
+      </w:r>
+    </w:p>
+    <w:p>
+      <w:pPr>
+        <w:pStyle w:val="a0"/>
+        <w:rPr>
+          <w:sz w:val="32"/>
+        </w:rPr>
+      </w:pPr>
+      <w:r>
+        <w:rPr>
+          <w:sz w:val="32"/>
+        </w:rPr>
+        <w:t>На рисунке 15 изображено сохранение неотсортированного массива в базу данных.</w:t>
+      </w:r>
+    </w:p>
+    <w:p>
+      <w:pPr>
+        <w:pStyle w:val="a0"/>
+        <w:jc w:val="center"/>
+        <w:rPr>
+          <w:sz w:val="32"/>
+        </w:rPr>
+      </w:pPr>
+      <w:r>
+        <w:rPr>
+          <w:sz w:val="32"/>
+        </w:rPr>
+        <w:lastRenderedPageBreak/>
+        <w:drawing>
+          <wp:inline distT="0" distB="0" distL="0" distR="0" wp14:anchorId="1394A9D8" wp14:editId="5CAA5E53">
+            <wp:extent cx="4110538" cy="2749550"/>
+            <wp:effectExtent l="0" t="0" r="4445" b="0"/>
+            <wp:docPr id="16" name="Рисунок 16"/>
+            <wp:cNvGraphicFramePr>
+              <a:graphicFrameLocks xmlns:a="http://schemas.openxmlformats.org/drawingml/2006/main" noChangeAspect="1"/>
+            </wp:cNvGraphicFramePr>
+            <a:graphic xmlns:a="http://schemas.openxmlformats.org/drawingml/2006/main">
+              <a:graphicData uri="http://schemas.openxmlformats.org/drawingml/2006/picture">
+                <pic:pic xmlns:pic="http://schemas.openxmlformats.org/drawingml/2006/picture">
+                  <pic:nvPicPr>
+                    <pic:cNvPr id="0" name=""/>
+                    <pic:cNvPicPr/>
+                  </pic:nvPicPr>
+                  <pic:blipFill>
+                    <a:blip r:embed="rId20"/>
+                    <a:stretch>
+                      <a:fillRect/>
+                    </a:stretch>
+                  </pic:blipFill>
+                  <pic:spPr>
+                    <a:xfrm>
+                      <a:off x="0" y="0"/>
+                      <a:ext cx="4113991" cy="2751860"/>
+                    </a:xfrm>
+                    <a:prstGeom prst="rect">
+                      <a:avLst/>
+                    </a:prstGeom>
+                  </pic:spPr>
+                </pic:pic>
+              </a:graphicData>
+            </a:graphic>
+          </wp:inline>
+        </w:drawing>
+      </w:r>
+    </w:p>
+    <w:p>
+      <w:pPr>
+        <w:pStyle w:val="a0"/>
+        <w:jc w:val="center"/>
+        <w:rPr>
+          <w:sz w:val="32"/>
+        </w:rPr>
+      </w:pPr>
+      <w:r>
+        <w:rPr>
+          <w:sz w:val="32"/>
+        </w:rPr>
+        <w:t>Рисунок 15 – Сохранение неотсортированного массива</w:t>
+      </w:r>
+    </w:p>
+    <w:p>
+      <w:pPr>
+        <w:pStyle w:val="a0"/>
+        <w:rPr>
+          <w:sz w:val="32"/>
+        </w:rPr>
+      </w:pPr>
+      <w:r>
+        <w:rPr>
+          <w:sz w:val="32"/>
+        </w:rPr>
+        <w:t>На рисунке 16 изображено сохранение отсортированного массива в базу данных.</w:t>
+      </w:r>
+    </w:p>
+    <w:p>
+      <w:pPr>
+        <w:pStyle w:val="a0"/>
+        <w:jc w:val="center"/>
+        <w:rPr>
+          <w:sz w:val="32"/>
+        </w:rPr>
+      </w:pPr>
+      <w:r>
+        <w:rPr>
+          <w:sz w:val="32"/>
+        </w:rPr>
+        <w:drawing>
+          <wp:inline distT="0" distB="0" distL="0" distR="0" wp14:anchorId="3D56FBC3" wp14:editId="058AFE63">
+            <wp:extent cx="3977269" cy="2679700"/>
+            <wp:effectExtent l="0" t="0" r="4445" b="6350"/>
+            <wp:docPr id="17" name="Рисунок 17"/>
+            <wp:cNvGraphicFramePr>
+              <a:graphicFrameLocks xmlns:a="http://schemas.openxmlformats.org/drawingml/2006/main" noChangeAspect="1"/>
+            </wp:cNvGraphicFramePr>
+            <a:graphic xmlns:a="http://schemas.openxmlformats.org/drawingml/2006/main">
+              <a:graphicData uri="http://schemas.openxmlformats.org/drawingml/2006/picture">
+                <pic:pic xmlns:pic="http://schemas.openxmlformats.org/drawingml/2006/picture">
+                  <pic:nvPicPr>
+                    <pic:cNvPr id="0" name=""/>
+                    <pic:cNvPicPr/>
+                  </pic:nvPicPr>
+                  <pic:blipFill>
+                    <a:blip r:embed="rId21"/>
+                    <a:stretch>
+                      <a:fillRect/>
+                    </a:stretch>
+                  </pic:blipFill>
+                  <pic:spPr>
+                    <a:xfrm>
+                      <a:off x="0" y="0"/>
+                      <a:ext cx="3979396" cy="2681133"/>
+                    </a:xfrm>
+                    <a:prstGeom prst="rect">
+                      <a:avLst/>
+                    </a:prstGeom>
+                  </pic:spPr>
+                </pic:pic>
+              </a:graphicData>
+            </a:graphic>
+          </wp:inline>
+        </w:drawing>
+      </w:r>
+    </w:p>
+    <w:p>
+      <w:pPr>
+        <w:pStyle w:val="a0"/>
+        <w:jc w:val="center"/>
+        <w:rPr>
+          <w:sz w:val="32"/>
+        </w:rPr>
+      </w:pPr>
+      <w:r>
+        <w:rPr>
+          <w:sz w:val="32"/>
+        </w:rPr>
+        <w:t>Рисунок 16 – Сохранение отсортированного массива</w:t>
+      </w:r>
+    </w:p>
+    <w:p>
+      <w:pPr>
+        <w:pStyle w:val="a0"/>
+        <w:ind w:firstLine="0"/>
+        <w:jc w:val="left"/>
+        <w:rPr>
+          <w:sz w:val="32"/>
+        </w:rPr>
+      </w:pPr>
+      <w:r>
+        <w:rPr>
+          <w:sz w:val="32"/>
+        </w:rPr>
+        <w:tab/>
+        <w:t>На рисунке 17 изображена очистка всех массивов из базы данных.</w:t>
+      </w:r>
+    </w:p>
+    <w:p>
+      <w:pPr>
+        <w:pStyle w:val="a0"/>
+        <w:ind w:firstLine="0"/>
+        <w:jc w:val="center"/>
+        <w:rPr>
+          <w:sz w:val="32"/>
+        </w:rPr>
+      </w:pPr>
+      <w:r>
+        <w:rPr>
+          <w:sz w:val="32"/>
+        </w:rPr>
+        <w:drawing>
+          <wp:inline distT="0" distB="0" distL="0" distR="0" wp14:anchorId="49A9B965" wp14:editId="24B36B4F">
+            <wp:extent cx="4318000" cy="1422101"/>
+            <wp:effectExtent l="0" t="0" r="6350" b="6985"/>
+            <wp:docPr id="19" name="Рисунок 19"/>
+            <wp:cNvGraphicFramePr>
+              <a:graphicFrameLocks xmlns:a="http://schemas.openxmlformats.org/drawingml/2006/main" noChangeAspect="1"/>
+            </wp:cNvGraphicFramePr>
+            <a:graphic xmlns:a="http://schemas.openxmlformats.org/drawingml/2006/main">
+              <a:graphicData uri="http://schemas.openxmlformats.org/drawingml/2006/picture">
+                <pic:pic xmlns:pic="http://schemas.openxmlformats.org/drawingml/2006/picture">
+                  <pic:nvPicPr>
+                    <pic:cNvPr id="0" name=""/>
+                    <pic:cNvPicPr/>
+                  </pic:nvPicPr>
+                  <pic:blipFill>
+                    <a:blip r:embed="rId22"/>
+                    <a:stretch>
+                      <a:fillRect/>
+                    </a:stretch>
+                  </pic:blipFill>
+                  <pic:spPr>
+                    <a:xfrm>
+                      <a:off x="0" y="0"/>
+                      <a:ext cx="4320640" cy="1422970"/>
+                    </a:xfrm>
+                    <a:prstGeom prst="rect">
+                      <a:avLst/>
+                    </a:prstGeom>
+                  </pic:spPr>
+                </pic:pic>
+              </a:graphicData>
+            </a:graphic>
+          </wp:inline>
+        </w:drawing>
+      </w:r>
+    </w:p>
+    <w:p>
+      <w:pPr>
+        <w:pStyle w:val="a0"/>
+        <w:ind w:firstLine="0"/>
+        <w:jc w:val="center"/>
+        <w:rPr>
+          <w:sz w:val="32"/>
+        </w:rPr>
+      </w:pPr>
+      <w:r>
+        <w:rPr>
+          <w:sz w:val="32"/>
+        </w:rPr>
+        <w:t>Рисунок 17 – очистка базы данных</w:t>
+      </w:r>
+    </w:p>
+    <w:p>
+      <w:pPr>
+        <w:pStyle w:val="a0"/>
+        <w:rPr>
+          <w:sz w:val="32"/>
+        </w:rPr>
+      </w:pPr>
+      <w:r>
+        <w:rPr>
+          <w:sz w:val="32"/>
+        </w:rPr>
+        <w:lastRenderedPageBreak/>
+        <w:t>На рисунке 18 изображена справка к программе.</w:t>
+      </w:r>
+    </w:p>
+    <w:p>
+      <w:pPr>
+        <w:pStyle w:val="a0"/>
+        <w:jc w:val="center"/>
+        <w:rPr>
+          <w:sz w:val="32"/>
+        </w:rPr>
+      </w:pPr>
+      <w:r>
+        <w:rPr>
+          <w:sz w:val="32"/>
+        </w:rPr>
+        <w:drawing>
+          <wp:inline distT="0" distB="0" distL="0" distR="0" wp14:anchorId="7FBE3318" wp14:editId="10B63B5C">
+            <wp:extent cx="4292600" cy="3713106"/>
+            <wp:effectExtent l="0" t="0" r="0" b="1905"/>
+            <wp:docPr id="18" name="Рисунок 18"/>
+            <wp:cNvGraphicFramePr>
+              <a:graphicFrameLocks xmlns:a="http://schemas.openxmlformats.org/drawingml/2006/main" noChangeAspect="1"/>
+            </wp:cNvGraphicFramePr>
+            <a:graphic xmlns:a="http://schemas.openxmlformats.org/drawingml/2006/main">
+              <a:graphicData uri="http://schemas.openxmlformats.org/drawingml/2006/picture">
+                <pic:pic xmlns:pic="http://schemas.openxmlformats.org/drawingml/2006/picture">
+                  <pic:nvPicPr>
+                    <pic:cNvPr id="0" name=""/>
+                    <pic:cNvPicPr/>
+                  </pic:nvPicPr>
+                  <pic:blipFill>
+                    <a:blip r:embed="rId23"/>
+                    <a:stretch>
+                      <a:fillRect/>
+                    </a:stretch>
+                  </pic:blipFill>
+                  <pic:spPr>
+                    <a:xfrm>
+                      <a:off x="0" y="0"/>
+                      <a:ext cx="4294896" cy="3715092"/>
+                    </a:xfrm>
+                    <a:prstGeom prst="rect">
+                      <a:avLst/>
+                    </a:prstGeom>
+                  </pic:spPr>
+                </pic:pic>
+              </a:graphicData>
+            </a:graphic>
+          </wp:inline>
+        </w:drawing>
+      </w:r>
+    </w:p>
+    <w:p>
+      <w:pPr>
+        <w:pStyle w:val="a0"/>
+        <w:jc w:val="center"/>
+        <w:rPr>
+          <w:sz w:val="32"/>
+        </w:rPr>
+      </w:pPr>
+      <w:r>
+        <w:rPr>
+          <w:sz w:val="32"/>
+        </w:rPr>
+        <w:t>Рисунок 18 – Справка</w:t>
+      </w:r>
+    </w:p>
+    <w:p>
+      <w:pPr>
+        <w:pStyle w:val="2"/>
+        <w:rPr>
+          <w:sz w:val="32"/>
+        </w:rPr>
+      </w:pPr>
+      <w:r>
+        <w:rPr>
+          <w:sz w:val="32"/>
+        </w:rPr>
+        <w:t>7</w:t>
+      </w:r>
+      <w:r>
+        <w:rPr>
+          <w:sz w:val="32"/>
+        </w:rPr>
+        <w:t xml:space="preserve"> Вывод</w:t>
+      </w:r>
+    </w:p>
+    <w:p>
+      <w:pPr>
+        <w:pStyle w:val="2"/>
+        <w:rPr>
+          <w:rFonts w:eastAsia="SimSun" w:cs="Arial"/>
+          <w:b w:val="0"/>
+          <w:bCs w:val="0"/>
+          <w:iCs w:val="0"/>
+          <w:sz w:val="32"/>
+          <w:szCs w:val="24"/>
+        </w:rPr>
+      </w:pPr>
+      <w:r>
+        <w:rPr>
+          <w:rFonts w:eastAsia="SimSun" w:cs="Arial"/>
+          <w:b w:val="0"/>
+          <w:bCs w:val="0"/>
+          <w:iCs w:val="0"/>
+          <w:sz w:val="32"/>
+          <w:szCs w:val="24"/>
+        </w:rPr>
+        <w:t>Была разработана</w:t>
+      </w:r>
+      <w:r>
+        <w:rPr>
+          <w:rFonts w:eastAsia="SimSun" w:cs="Arial"/>
+          <w:b w:val="0"/>
+          <w:bCs w:val="0"/>
+          <w:iCs w:val="0"/>
+          <w:sz w:val="32"/>
+          <w:szCs w:val="24"/>
         </w:rPr>
         <w:t xml:space="preserve"> </w:t>
       </w:r>
       <w:r>
         <w:rPr>
-          <w:sz w:val="32"/>
-        </w:rPr>
-        <w:t>консольное приложение для сортировки целых чисел и проведена оценка сложности алгоритма.</w:t>
-      </w:r>
+          <w:rFonts w:eastAsia="SimSun" w:cs="Arial"/>
+          <w:b w:val="0"/>
+          <w:bCs w:val="0"/>
+          <w:iCs w:val="0"/>
+          <w:sz w:val="32"/>
+          <w:szCs w:val="24"/>
+        </w:rPr>
+        <w:t>программа</w:t>
+      </w:r>
+      <w:r>
+        <w:rPr>
+          <w:rFonts w:eastAsia="SimSun" w:cs="Arial"/>
+          <w:b w:val="0"/>
+          <w:bCs w:val="0"/>
+          <w:iCs w:val="0"/>
+          <w:sz w:val="32"/>
+          <w:szCs w:val="24"/>
+        </w:rPr>
+        <w:t xml:space="preserve"> графического</w:t>
+      </w:r>
+      <w:r>
+        <w:rPr>
+          <w:rFonts w:eastAsia="SimSun" w:cs="Arial"/>
+          <w:b w:val="0"/>
+          <w:bCs w:val="0"/>
+          <w:iCs w:val="0"/>
+          <w:sz w:val="32"/>
+          <w:szCs w:val="24"/>
+        </w:rPr>
+        <w:t xml:space="preserve"> пользовательского интерфейса и</w:t>
+      </w:r>
+      <w:r>
+        <w:rPr>
+          <w:rFonts w:eastAsia="SimSun" w:cs="Arial"/>
+          <w:b w:val="0"/>
+          <w:bCs w:val="0"/>
+          <w:iCs w:val="0"/>
+          <w:sz w:val="32"/>
+          <w:szCs w:val="24"/>
+        </w:rPr>
+        <w:t xml:space="preserve"> в нее была</w:t>
+      </w:r>
+      <w:r>
+        <w:rPr>
+          <w:rFonts w:eastAsia="SimSun" w:cs="Arial"/>
+          <w:b w:val="0"/>
+          <w:bCs w:val="0"/>
+          <w:iCs w:val="0"/>
+          <w:sz w:val="32"/>
+          <w:szCs w:val="24"/>
+        </w:rPr>
+        <w:t xml:space="preserve"> </w:t>
+      </w:r>
+      <w:r>
+        <w:rPr>
+          <w:rFonts w:eastAsia="SimSun" w:cs="Arial"/>
+          <w:b w:val="0"/>
+          <w:bCs w:val="0"/>
+          <w:iCs w:val="0"/>
+          <w:sz w:val="32"/>
+          <w:szCs w:val="24"/>
+        </w:rPr>
+        <w:t>интегрирована</w:t>
+      </w:r>
+      <w:r>
+        <w:rPr>
+          <w:rFonts w:eastAsia="SimSun" w:cs="Arial"/>
+          <w:b w:val="0"/>
+          <w:bCs w:val="0"/>
+          <w:iCs w:val="0"/>
+          <w:sz w:val="32"/>
+          <w:szCs w:val="24"/>
+        </w:rPr>
+        <w:t xml:space="preserve"> базы данных.</w:t>
+      </w:r>
+      <w:bookmarkStart w:id="0" w:name="_GoBack"/>
+      <w:bookmarkEnd w:id="0"/>
     </w:p>
     <w:sectPr>
       <w:pgSz w:w="11906" w:h="16838"/>

--- a/Отчет по контрольной работе №3.docx
+++ b/Отчет по контрольной работе №3.docx
@@ -1225,255 +1225,171 @@
     </w:p>
     <w:p>
       <w:pPr>
-        <w:pStyle w:val="a0"/>
+        <w:pStyle w:val="2"/>
         <w:numPr>
           <w:ilvl w:val="0"/>
-          <w:numId w:val="3"/>
+          <w:numId w:val="7"/>
         </w:numPr>
         <w:rPr>
-          <w:sz w:val="32"/>
-        </w:rPr>
-      </w:pPr>
-      <w:r>
-        <w:rPr>
-          <w:sz w:val="32"/>
+          <w:b w:val="0"/>
+        </w:rPr>
+      </w:pPr>
+      <w:r>
+        <w:rPr>
+          <w:b w:val="0"/>
         </w:rPr>
         <w:t xml:space="preserve">Развернуть базу данных (любую на выбор, SQL или </w:t>
       </w:r>
       <w:proofErr w:type="spellStart"/>
       <w:r>
         <w:rPr>
-          <w:sz w:val="32"/>
+          <w:b w:val="0"/>
         </w:rPr>
         <w:t>NoSQL</w:t>
       </w:r>
       <w:proofErr w:type="spellEnd"/>
       <w:r>
         <w:rPr>
-          <w:sz w:val="32"/>
-        </w:rPr>
-        <w:t xml:space="preserve"> СУБД). Создать</w:t>
-      </w:r>
-      <w:r>
-        <w:rPr>
-          <w:sz w:val="32"/>
-        </w:rPr>
-        <w:t xml:space="preserve"> </w:t>
-      </w:r>
-      <w:r>
-        <w:rPr>
-          <w:sz w:val="32"/>
-        </w:rPr>
-        <w:t>структуру базы данных, реализующую хранение массивов целых чисел (как</w:t>
-      </w:r>
-      <w:r>
-        <w:rPr>
-          <w:sz w:val="32"/>
-        </w:rPr>
-        <w:t xml:space="preserve"> </w:t>
-      </w:r>
-      <w:r>
-        <w:rPr>
-          <w:sz w:val="32"/>
-        </w:rPr>
-        <w:t>отсортированных, так и не отсортированных).</w:t>
-      </w:r>
-    </w:p>
-    <w:p>
-      <w:pPr>
-        <w:pStyle w:val="a0"/>
+          <w:b w:val="0"/>
+        </w:rPr>
+        <w:t xml:space="preserve"> СУБД). Создать структуру базы данных, реализующую хранение массивов целых чисел (как отсортированных, так и не отсортированных).</w:t>
+      </w:r>
+    </w:p>
+    <w:p>
+      <w:pPr>
+        <w:pStyle w:val="2"/>
         <w:numPr>
           <w:ilvl w:val="0"/>
-          <w:numId w:val="3"/>
+          <w:numId w:val="7"/>
         </w:numPr>
         <w:rPr>
-          <w:sz w:val="32"/>
-        </w:rPr>
-      </w:pPr>
-      <w:r>
-        <w:rPr>
-          <w:sz w:val="32"/>
-        </w:rPr>
-        <w:t>Реализовать интеграционные</w:t>
-      </w:r>
-      <w:r>
-        <w:rPr>
-          <w:sz w:val="32"/>
-        </w:rPr>
-        <w:t xml:space="preserve"> тесты по работе с базой данных:</w:t>
-      </w:r>
-    </w:p>
-    <w:p>
-      <w:pPr>
-        <w:pStyle w:val="a0"/>
-        <w:ind w:left="1069" w:firstLine="0"/>
-        <w:rPr>
-          <w:sz w:val="32"/>
-        </w:rPr>
-      </w:pPr>
-      <w:r>
-        <w:rPr>
-          <w:sz w:val="32"/>
-        </w:rPr>
-        <w:t xml:space="preserve">а) </w:t>
-      </w:r>
-      <w:r>
-        <w:rPr>
-          <w:sz w:val="32"/>
-        </w:rPr>
-        <w:t>Тест добавления 100/1000/10000 массивов в базу данных</w:t>
-      </w:r>
-      <w:r>
-        <w:rPr>
-          <w:sz w:val="32"/>
-        </w:rPr>
-        <w:t>,</w:t>
-      </w:r>
-    </w:p>
-    <w:p>
-      <w:pPr>
-        <w:pStyle w:val="a0"/>
-        <w:ind w:left="1069" w:firstLine="0"/>
-        <w:rPr>
-          <w:sz w:val="32"/>
-        </w:rPr>
-      </w:pPr>
-      <w:r>
-        <w:rPr>
-          <w:sz w:val="32"/>
-        </w:rPr>
-        <w:t xml:space="preserve">б) </w:t>
-      </w:r>
-      <w:r>
-        <w:rPr>
-          <w:sz w:val="32"/>
-        </w:rPr>
-        <w:t>Тест выгрузки и сортировки 100 сл</w:t>
-      </w:r>
-      <w:r>
-        <w:rPr>
-          <w:sz w:val="32"/>
-        </w:rPr>
-        <w:t>учайных массивов из базы данных,</w:t>
-      </w:r>
-    </w:p>
-    <w:p>
-      <w:pPr>
-        <w:pStyle w:val="a0"/>
-        <w:ind w:left="1069" w:firstLine="0"/>
-        <w:rPr>
-          <w:sz w:val="32"/>
-        </w:rPr>
-      </w:pPr>
-      <w:r>
-        <w:rPr>
-          <w:sz w:val="32"/>
+          <w:b w:val="0"/>
+        </w:rPr>
+      </w:pPr>
+      <w:r>
+        <w:rPr>
+          <w:b w:val="0"/>
+        </w:rPr>
+        <w:t>Реализовать интеграционные тесты по работе с базой данных:</w:t>
+      </w:r>
+    </w:p>
+    <w:p>
+      <w:pPr>
+        <w:pStyle w:val="2"/>
+        <w:ind w:left="1429" w:firstLine="0"/>
+        <w:rPr>
+          <w:b w:val="0"/>
+        </w:rPr>
+      </w:pPr>
+      <w:r>
+        <w:rPr>
+          <w:b w:val="0"/>
+        </w:rPr>
+        <w:t>а) Тест добавления 100/1000/10000 массивов в базу данных,</w:t>
+      </w:r>
+    </w:p>
+    <w:p>
+      <w:pPr>
+        <w:pStyle w:val="2"/>
+        <w:ind w:left="1069" w:firstLine="347"/>
+        <w:rPr>
+          <w:b w:val="0"/>
+        </w:rPr>
+      </w:pPr>
+      <w:r>
+        <w:rPr>
+          <w:b w:val="0"/>
+        </w:rPr>
+        <w:t>б) Тест выгрузки и сортировки 100 случайных массивов из базы данных,</w:t>
+      </w:r>
+    </w:p>
+    <w:p>
+      <w:pPr>
+        <w:pStyle w:val="2"/>
+        <w:ind w:left="1429" w:firstLine="0"/>
+        <w:rPr>
+          <w:b w:val="0"/>
+        </w:rPr>
+      </w:pPr>
+      <w:r>
+        <w:rPr>
+          <w:b w:val="0"/>
         </w:rPr>
         <w:t>в) Тест очистки базы данных</w:t>
       </w:r>
       <w:r>
         <w:rPr>
-          <w:sz w:val="32"/>
+          <w:b w:val="0"/>
         </w:rPr>
         <w:t>.</w:t>
       </w:r>
     </w:p>
     <w:p>
       <w:pPr>
-        <w:pStyle w:val="a0"/>
+        <w:pStyle w:val="2"/>
         <w:numPr>
           <w:ilvl w:val="0"/>
-          <w:numId w:val="3"/>
+          <w:numId w:val="7"/>
         </w:numPr>
         <w:rPr>
-          <w:sz w:val="32"/>
-        </w:rPr>
-      </w:pPr>
-      <w:r>
-        <w:rPr>
-          <w:sz w:val="32"/>
-        </w:rPr>
-        <w:t>Реализовать графический пользовательский инте</w:t>
-      </w:r>
-      <w:r>
-        <w:rPr>
-          <w:sz w:val="32"/>
-        </w:rPr>
-        <w:t xml:space="preserve">рфейс (стек       технологий любой на </w:t>
-      </w:r>
-      <w:r>
-        <w:rPr>
-          <w:sz w:val="32"/>
-        </w:rPr>
-        <w:t>выбор). Получивш</w:t>
-      </w:r>
-      <w:r>
-        <w:rPr>
-          <w:sz w:val="32"/>
-        </w:rPr>
-        <w:t>ийся интерфейс должен</w:t>
-      </w:r>
-      <w:r>
-        <w:rPr>
-          <w:sz w:val="32"/>
-        </w:rPr>
-        <w:t xml:space="preserve"> соответствовать</w:t>
-      </w:r>
-      <w:r>
-        <w:rPr>
-          <w:sz w:val="32"/>
-        </w:rPr>
-        <w:t xml:space="preserve"> эвристикам </w:t>
+          <w:b w:val="0"/>
+        </w:rPr>
+      </w:pPr>
+      <w:r>
+        <w:rPr>
+          <w:b w:val="0"/>
+        </w:rPr>
+        <w:t xml:space="preserve">Реализовать графический пользовательский интерфейс (стек       технологий любой на выбор). Получившийся интерфейс должен соответствовать эвристикам </w:t>
       </w:r>
       <w:proofErr w:type="spellStart"/>
       <w:r>
         <w:rPr>
-          <w:sz w:val="32"/>
+          <w:b w:val="0"/>
         </w:rPr>
         <w:t>ui</w:t>
       </w:r>
       <w:proofErr w:type="spellEnd"/>
       <w:r>
         <w:rPr>
-          <w:sz w:val="32"/>
+          <w:b w:val="0"/>
         </w:rPr>
         <w:t>/</w:t>
       </w:r>
       <w:proofErr w:type="spellStart"/>
       <w:r>
         <w:rPr>
-          <w:sz w:val="32"/>
+          <w:b w:val="0"/>
         </w:rPr>
         <w:t>ux</w:t>
       </w:r>
       <w:proofErr w:type="spellEnd"/>
       <w:r>
         <w:rPr>
-          <w:sz w:val="32"/>
+          <w:b w:val="0"/>
         </w:rPr>
         <w:t>.</w:t>
       </w:r>
     </w:p>
     <w:p>
       <w:pPr>
-        <w:pStyle w:val="a0"/>
+        <w:pStyle w:val="2"/>
         <w:numPr>
           <w:ilvl w:val="0"/>
-          <w:numId w:val="3"/>
+          <w:numId w:val="7"/>
         </w:numPr>
         <w:rPr>
-          <w:sz w:val="32"/>
-        </w:rPr>
-      </w:pPr>
-      <w:r>
-        <w:rPr>
-          <w:sz w:val="32"/>
+          <w:b w:val="0"/>
+        </w:rPr>
+      </w:pPr>
+      <w:r>
+        <w:rPr>
+          <w:b w:val="0"/>
         </w:rPr>
         <w:t>Написать отчет</w:t>
       </w:r>
       <w:r>
         <w:rPr>
-          <w:sz w:val="32"/>
+          <w:b w:val="0"/>
         </w:rPr>
         <w:t>.</w:t>
       </w:r>
@@ -1649,7 +1565,6 @@
     </w:p>
     <w:p>
       <w:pPr>
-        <w:ind w:firstLine="708"/>
         <w:rPr>
           <w:sz w:val="32"/>
         </w:rPr>
@@ -1963,11 +1878,24 @@
     </w:tbl>
     <w:p>
       <w:pPr>
+        <w:rPr>
+          <w:sz w:val="32"/>
+        </w:rPr>
+      </w:pPr>
+    </w:p>
+    <w:p>
+      <w:pPr>
         <w:ind w:firstLine="708"/>
         <w:rPr>
           <w:sz w:val="32"/>
         </w:rPr>
       </w:pPr>
+      <w:r>
+        <w:rPr>
+          <w:sz w:val="32"/>
+        </w:rPr>
+        <w:t>В таблице «массивы» хранится информация о массивах, принадлежащим пользователям.</w:t>
+      </w:r>
     </w:p>
     <w:p>
       <w:pPr>
@@ -1976,24 +1904,9 @@
           <w:sz w:val="32"/>
         </w:rPr>
       </w:pPr>
-      <w:r>
-        <w:rPr>
-          <w:sz w:val="32"/>
-        </w:rPr>
-        <w:t>В таблице «массивы» хранится информация о массивах, принадлежащим пользователям.</w:t>
-      </w:r>
-    </w:p>
-    <w:p>
-      <w:pPr>
-        <w:ind w:firstLine="708"/>
-        <w:rPr>
-          <w:sz w:val="32"/>
-        </w:rPr>
-      </w:pPr>
-    </w:p>
-    <w:p>
-      <w:pPr>
-        <w:ind w:firstLine="708"/>
+    </w:p>
+    <w:p>
+      <w:pPr>
         <w:rPr>
           <w:sz w:val="32"/>
         </w:rPr>
@@ -2420,13 +2333,13 @@
         <w:rPr>
           <w:sz w:val="32"/>
         </w:rPr>
-        <w:t>. Результаты показаны на рисунке 2</w:t>
-      </w:r>
-      <w:r>
-        <w:rPr>
-          <w:sz w:val="32"/>
-        </w:rPr>
-        <w:t>-4</w:t>
+        <w:t>. Результаты показаны на рисунк</w:t>
+      </w:r>
+      <w:r>
+        <w:rPr>
+          <w:sz w:val="32"/>
+        </w:rPr>
+        <w:t>ах 1-3</w:t>
       </w:r>
     </w:p>
     <w:p>
@@ -2494,7 +2407,7 @@
         <w:rPr>
           <w:sz w:val="32"/>
         </w:rPr>
-        <w:t>2</w:t>
+        <w:t>1</w:t>
       </w:r>
       <w:r>
         <w:rPr>
@@ -2674,7 +2587,7 @@
         <w:rPr>
           <w:sz w:val="32"/>
         </w:rPr>
-        <w:t>2</w:t>
+        <w:t>3</w:t>
       </w:r>
       <w:r>
         <w:rPr>
@@ -2741,13 +2654,19 @@
         <w:rPr>
           <w:sz w:val="32"/>
         </w:rPr>
-        <w:t>5</w:t>
-      </w:r>
-      <w:r>
-        <w:rPr>
-          <w:sz w:val="32"/>
-        </w:rPr>
-        <w:t>-7</w:t>
+        <w:t>4</w:t>
+      </w:r>
+      <w:r>
+        <w:rPr>
+          <w:sz w:val="32"/>
+        </w:rPr>
+        <w:t>-</w:t>
+      </w:r>
+      <w:r>
+        <w:rPr>
+          <w:sz w:val="32"/>
+        </w:rPr>
+        <w:t>6</w:t>
       </w:r>
     </w:p>
     <w:p>
@@ -2818,7 +2737,7 @@
         <w:rPr>
           <w:sz w:val="32"/>
         </w:rPr>
-        <w:t>5</w:t>
+        <w:t>4</w:t>
       </w:r>
       <w:r>
         <w:rPr>
@@ -2920,7 +2839,7 @@
         <w:rPr>
           <w:sz w:val="32"/>
         </w:rPr>
-        <w:t>6</w:t>
+        <w:t>5</w:t>
       </w:r>
       <w:r>
         <w:rPr>
@@ -3003,7 +2922,7 @@
         <w:rPr>
           <w:sz w:val="32"/>
         </w:rPr>
-        <w:t>7</w:t>
+        <w:t>6</w:t>
       </w:r>
       <w:r>
         <w:rPr>
@@ -3052,7 +2971,13 @@
         <w:rPr>
           <w:sz w:val="32"/>
         </w:rPr>
-        <w:t>. Результат показан на рисунке 8</w:t>
+        <w:t xml:space="preserve">. Результат показан на рисунке </w:t>
+      </w:r>
+      <w:r>
+        <w:rPr>
+          <w:sz w:val="32"/>
+        </w:rPr>
+        <w:t>7</w:t>
       </w:r>
     </w:p>
     <w:p>
@@ -3120,7 +3045,7 @@
         <w:rPr>
           <w:sz w:val="32"/>
         </w:rPr>
-        <w:t>8</w:t>
+        <w:t>7</w:t>
       </w:r>
       <w:r>
         <w:rPr>
@@ -3181,7 +3106,19 @@
         <w:rPr>
           <w:sz w:val="32"/>
         </w:rPr>
-        <w:t>На рисунке 9 изображен вход</w:t>
+        <w:t xml:space="preserve">На рисунке </w:t>
+      </w:r>
+      <w:r>
+        <w:rPr>
+          <w:sz w:val="32"/>
+        </w:rPr>
+        <w:t>8</w:t>
+      </w:r>
+      <w:r>
+        <w:rPr>
+          <w:sz w:val="32"/>
+        </w:rPr>
+        <w:t xml:space="preserve"> изображен вход</w:t>
       </w:r>
       <w:r>
         <w:rPr>
@@ -3206,7 +3143,9 @@
       </w:pPr>
       <w:r>
         <w:rPr>
-          <w:sz w:val="32"/>
+          <w:noProof/>
+          <w:sz w:val="32"/>
+          <w:lang w:eastAsia="ru-RU" w:bidi="ar-SA"/>
         </w:rPr>
         <w:drawing>
           <wp:inline distT="0" distB="0" distL="0" distR="0" wp14:anchorId="18A66941" wp14:editId="53058F38">
@@ -3257,7 +3196,19 @@
         <w:rPr>
           <w:sz w:val="32"/>
         </w:rPr>
-        <w:t>Рисунок 9 – Вход в программу</w:t>
+        <w:t xml:space="preserve">Рисунок </w:t>
+      </w:r>
+      <w:r>
+        <w:rPr>
+          <w:sz w:val="32"/>
+        </w:rPr>
+        <w:t>8</w:t>
+      </w:r>
+      <w:r>
+        <w:rPr>
+          <w:sz w:val="32"/>
+        </w:rPr>
+        <w:t xml:space="preserve"> – Вход в программу</w:t>
       </w:r>
     </w:p>
     <w:p>
@@ -3271,7 +3222,31 @@
         <w:rPr>
           <w:sz w:val="32"/>
         </w:rPr>
-        <w:t>На рисунках 10 и 11 изображена обработка ошибок.</w:t>
+        <w:t xml:space="preserve">На рисунках </w:t>
+      </w:r>
+      <w:r>
+        <w:rPr>
+          <w:sz w:val="32"/>
+        </w:rPr>
+        <w:t>9</w:t>
+      </w:r>
+      <w:r>
+        <w:rPr>
+          <w:sz w:val="32"/>
+        </w:rPr>
+        <w:t xml:space="preserve"> и 1</w:t>
+      </w:r>
+      <w:r>
+        <w:rPr>
+          <w:sz w:val="32"/>
+        </w:rPr>
+        <w:t>0</w:t>
+      </w:r>
+      <w:r>
+        <w:rPr>
+          <w:sz w:val="32"/>
+        </w:rPr>
+        <w:t xml:space="preserve"> изображена обработка ошибок.</w:t>
       </w:r>
     </w:p>
     <w:p>
@@ -3284,7 +3259,9 @@
       </w:pPr>
       <w:r>
         <w:rPr>
-          <w:sz w:val="32"/>
+          <w:noProof/>
+          <w:sz w:val="32"/>
+          <w:lang w:eastAsia="ru-RU" w:bidi="ar-SA"/>
         </w:rPr>
         <w:drawing>
           <wp:inline distT="0" distB="0" distL="0" distR="0" wp14:anchorId="662AE174" wp14:editId="353DF2BD">
@@ -3335,7 +3312,19 @@
         <w:rPr>
           <w:sz w:val="32"/>
         </w:rPr>
-        <w:t>Рисунок 10 – Неверные данные для входа</w:t>
+        <w:t xml:space="preserve">Рисунок </w:t>
+      </w:r>
+      <w:r>
+        <w:rPr>
+          <w:sz w:val="32"/>
+        </w:rPr>
+        <w:t>9</w:t>
+      </w:r>
+      <w:r>
+        <w:rPr>
+          <w:sz w:val="32"/>
+        </w:rPr>
+        <w:t xml:space="preserve"> – Неверные данные для входа</w:t>
       </w:r>
     </w:p>
     <w:p>
@@ -3348,7 +3337,9 @@
       </w:pPr>
       <w:r>
         <w:rPr>
-          <w:sz w:val="32"/>
+          <w:noProof/>
+          <w:sz w:val="32"/>
+          <w:lang w:eastAsia="ru-RU" w:bidi="ar-SA"/>
         </w:rPr>
         <w:drawing>
           <wp:inline distT="0" distB="0" distL="0" distR="0" wp14:anchorId="284D0F9D" wp14:editId="2F5CC50A">
@@ -3399,7 +3390,19 @@
         <w:rPr>
           <w:sz w:val="32"/>
         </w:rPr>
-        <w:t>Рисунок 11 – Логин уже существует</w:t>
+        <w:t>Рисунок 1</w:t>
+      </w:r>
+      <w:r>
+        <w:rPr>
+          <w:sz w:val="32"/>
+        </w:rPr>
+        <w:t>0</w:t>
+      </w:r>
+      <w:r>
+        <w:rPr>
+          <w:sz w:val="32"/>
+        </w:rPr>
+        <w:t xml:space="preserve"> – Логин уже существует</w:t>
       </w:r>
     </w:p>
     <w:p>
@@ -3423,7 +3426,19 @@
           <w:sz w:val="32"/>
         </w:rPr>
         <w:lastRenderedPageBreak/>
-        <w:t>Основное окно программы изображено на рисунке 12.</w:t>
+        <w:t>Основное окно программы изображено на рисунке 1</w:t>
+      </w:r>
+      <w:r>
+        <w:rPr>
+          <w:sz w:val="32"/>
+        </w:rPr>
+        <w:t>1</w:t>
+      </w:r>
+      <w:r>
+        <w:rPr>
+          <w:sz w:val="32"/>
+        </w:rPr>
+        <w:t>.</w:t>
       </w:r>
     </w:p>
     <w:p>
@@ -3436,7 +3451,9 @@
       </w:pPr>
       <w:r>
         <w:rPr>
-          <w:sz w:val="32"/>
+          <w:noProof/>
+          <w:sz w:val="32"/>
+          <w:lang w:eastAsia="ru-RU" w:bidi="ar-SA"/>
         </w:rPr>
         <w:drawing>
           <wp:inline distT="0" distB="0" distL="0" distR="0" wp14:anchorId="7B374853" wp14:editId="2CC2ADE8">
@@ -3487,7 +3504,19 @@
         <w:rPr>
           <w:sz w:val="32"/>
         </w:rPr>
-        <w:t>Рисунок 12 – Основное окно программы</w:t>
+        <w:t>Рисунок 1</w:t>
+      </w:r>
+      <w:r>
+        <w:rPr>
+          <w:sz w:val="32"/>
+        </w:rPr>
+        <w:t>1</w:t>
+      </w:r>
+      <w:r>
+        <w:rPr>
+          <w:sz w:val="32"/>
+        </w:rPr>
+        <w:t xml:space="preserve"> – Основное окно программы</w:t>
       </w:r>
     </w:p>
     <w:p>
@@ -3501,7 +3530,19 @@
         <w:rPr>
           <w:sz w:val="32"/>
         </w:rPr>
-        <w:t>На рисунке 13 изображена случайная генерация массива.</w:t>
+        <w:t>На рисунке 1</w:t>
+      </w:r>
+      <w:r>
+        <w:rPr>
+          <w:sz w:val="32"/>
+        </w:rPr>
+        <w:t>2</w:t>
+      </w:r>
+      <w:r>
+        <w:rPr>
+          <w:sz w:val="32"/>
+        </w:rPr>
+        <w:t xml:space="preserve"> изображена случайная генерация массива.</w:t>
       </w:r>
     </w:p>
     <w:p>
@@ -3514,7 +3555,9 @@
       </w:pPr>
       <w:r>
         <w:rPr>
-          <w:sz w:val="32"/>
+          <w:noProof/>
+          <w:sz w:val="32"/>
+          <w:lang w:eastAsia="ru-RU" w:bidi="ar-SA"/>
         </w:rPr>
         <w:drawing>
           <wp:inline distT="0" distB="0" distL="0" distR="0" wp14:anchorId="1AA9513B" wp14:editId="5AD1240A">
@@ -3565,7 +3608,19 @@
         <w:rPr>
           <w:sz w:val="32"/>
         </w:rPr>
-        <w:t>Рисунок 13 – Случайная генерация массива</w:t>
+        <w:t>Рисунок 1</w:t>
+      </w:r>
+      <w:r>
+        <w:rPr>
+          <w:sz w:val="32"/>
+        </w:rPr>
+        <w:t>2</w:t>
+      </w:r>
+      <w:r>
+        <w:rPr>
+          <w:sz w:val="32"/>
+        </w:rPr>
+        <w:t xml:space="preserve"> – Случайная генерация массива</w:t>
       </w:r>
     </w:p>
     <w:p>
@@ -3579,7 +3634,19 @@
         <w:rPr>
           <w:sz w:val="32"/>
         </w:rPr>
-        <w:t>На рисунке 14 изображена сортировка массива.</w:t>
+        <w:t>На рисунке 1</w:t>
+      </w:r>
+      <w:r>
+        <w:rPr>
+          <w:sz w:val="32"/>
+        </w:rPr>
+        <w:t>3</w:t>
+      </w:r>
+      <w:r>
+        <w:rPr>
+          <w:sz w:val="32"/>
+        </w:rPr>
+        <w:t xml:space="preserve"> изображена сортировка массива.</w:t>
       </w:r>
     </w:p>
     <w:p>
@@ -3644,7 +3711,19 @@
         <w:rPr>
           <w:sz w:val="32"/>
         </w:rPr>
-        <w:t>Рисунок 14 – сортировка массива</w:t>
+        <w:t>Рисунок 1</w:t>
+      </w:r>
+      <w:r>
+        <w:rPr>
+          <w:sz w:val="32"/>
+        </w:rPr>
+        <w:t>3</w:t>
+      </w:r>
+      <w:r>
+        <w:rPr>
+          <w:sz w:val="32"/>
+        </w:rPr>
+        <w:t xml:space="preserve"> – сортировка массива</w:t>
       </w:r>
     </w:p>
     <w:p>
@@ -3658,7 +3737,19 @@
         <w:rPr>
           <w:sz w:val="32"/>
         </w:rPr>
-        <w:t>На рисунке 15 изображено сохранение неотсортированного массива в базу данных.</w:t>
+        <w:t>На рисунке 1</w:t>
+      </w:r>
+      <w:r>
+        <w:rPr>
+          <w:sz w:val="32"/>
+        </w:rPr>
+        <w:t>4</w:t>
+      </w:r>
+      <w:r>
+        <w:rPr>
+          <w:sz w:val="32"/>
+        </w:rPr>
+        <w:t xml:space="preserve"> изображено сохранение неотсортированного массива в базу данных.</w:t>
       </w:r>
     </w:p>
     <w:p>
@@ -3671,7 +3762,9 @@
       </w:pPr>
       <w:r>
         <w:rPr>
-          <w:sz w:val="32"/>
+          <w:noProof/>
+          <w:sz w:val="32"/>
+          <w:lang w:eastAsia="ru-RU" w:bidi="ar-SA"/>
         </w:rPr>
         <w:lastRenderedPageBreak/>
         <w:drawing>
@@ -3723,7 +3816,19 @@
         <w:rPr>
           <w:sz w:val="32"/>
         </w:rPr>
-        <w:t>Рисунок 15 – Сохранение неотсортированного массива</w:t>
+        <w:t>Рисунок 1</w:t>
+      </w:r>
+      <w:r>
+        <w:rPr>
+          <w:sz w:val="32"/>
+        </w:rPr>
+        <w:t>4</w:t>
+      </w:r>
+      <w:r>
+        <w:rPr>
+          <w:sz w:val="32"/>
+        </w:rPr>
+        <w:t xml:space="preserve"> – Сохранение неотсортированного массива</w:t>
       </w:r>
     </w:p>
     <w:p>
@@ -3737,7 +3842,19 @@
         <w:rPr>
           <w:sz w:val="32"/>
         </w:rPr>
-        <w:t>На рисунке 16 изображено сохранение отсортированного массива в базу данных.</w:t>
+        <w:t>На рисунке 1</w:t>
+      </w:r>
+      <w:r>
+        <w:rPr>
+          <w:sz w:val="32"/>
+        </w:rPr>
+        <w:t>5</w:t>
+      </w:r>
+      <w:r>
+        <w:rPr>
+          <w:sz w:val="32"/>
+        </w:rPr>
+        <w:t xml:space="preserve"> изображено сохранение отсортированного массива в базу данных.</w:t>
       </w:r>
     </w:p>
     <w:p>
@@ -3750,7 +3867,9 @@
       </w:pPr>
       <w:r>
         <w:rPr>
-          <w:sz w:val="32"/>
+          <w:noProof/>
+          <w:sz w:val="32"/>
+          <w:lang w:eastAsia="ru-RU" w:bidi="ar-SA"/>
         </w:rPr>
         <w:drawing>
           <wp:inline distT="0" distB="0" distL="0" distR="0" wp14:anchorId="3D56FBC3" wp14:editId="058AFE63">
@@ -3801,7 +3920,19 @@
         <w:rPr>
           <w:sz w:val="32"/>
         </w:rPr>
-        <w:t>Рисунок 16 – Сохранение отсортированного массива</w:t>
+        <w:t>Рисунок 1</w:t>
+      </w:r>
+      <w:r>
+        <w:rPr>
+          <w:sz w:val="32"/>
+        </w:rPr>
+        <w:t>5</w:t>
+      </w:r>
+      <w:r>
+        <w:rPr>
+          <w:sz w:val="32"/>
+        </w:rPr>
+        <w:t xml:space="preserve"> – Сохранение отсортированного массива</w:t>
       </w:r>
     </w:p>
     <w:p>
@@ -3818,7 +3949,19 @@
           <w:sz w:val="32"/>
         </w:rPr>
         <w:tab/>
-        <w:t>На рисунке 17 изображена очистка всех массивов из базы данных.</w:t>
+        <w:t>На рисунке 1</w:t>
+      </w:r>
+      <w:r>
+        <w:rPr>
+          <w:sz w:val="32"/>
+        </w:rPr>
+        <w:t>6</w:t>
+      </w:r>
+      <w:r>
+        <w:rPr>
+          <w:sz w:val="32"/>
+        </w:rPr>
+        <w:t xml:space="preserve"> изображена очистка всех массивов из базы данных.</w:t>
       </w:r>
     </w:p>
     <w:p>
@@ -3832,7 +3975,9 @@
       </w:pPr>
       <w:r>
         <w:rPr>
-          <w:sz w:val="32"/>
+          <w:noProof/>
+          <w:sz w:val="32"/>
+          <w:lang w:eastAsia="ru-RU" w:bidi="ar-SA"/>
         </w:rPr>
         <w:drawing>
           <wp:inline distT="0" distB="0" distL="0" distR="0" wp14:anchorId="49A9B965" wp14:editId="24B36B4F">
@@ -3884,7 +4029,19 @@
         <w:rPr>
           <w:sz w:val="32"/>
         </w:rPr>
-        <w:t>Рисунок 17 – очистка базы данных</w:t>
+        <w:t>Рисунок 1</w:t>
+      </w:r>
+      <w:r>
+        <w:rPr>
+          <w:sz w:val="32"/>
+        </w:rPr>
+        <w:t>6</w:t>
+      </w:r>
+      <w:r>
+        <w:rPr>
+          <w:sz w:val="32"/>
+        </w:rPr>
+        <w:t xml:space="preserve"> – очистка базы данных</w:t>
       </w:r>
     </w:p>
     <w:p>
@@ -3899,7 +4056,19 @@
           <w:sz w:val="32"/>
         </w:rPr>
         <w:lastRenderedPageBreak/>
-        <w:t>На рисунке 18 изображена справка к программе.</w:t>
+        <w:t>На рисунке 1</w:t>
+      </w:r>
+      <w:r>
+        <w:rPr>
+          <w:sz w:val="32"/>
+        </w:rPr>
+        <w:t>7</w:t>
+      </w:r>
+      <w:r>
+        <w:rPr>
+          <w:sz w:val="32"/>
+        </w:rPr>
+        <w:t xml:space="preserve"> изображена справка к программе.</w:t>
       </w:r>
     </w:p>
     <w:p>
@@ -3912,7 +4081,9 @@
       </w:pPr>
       <w:r>
         <w:rPr>
-          <w:sz w:val="32"/>
+          <w:noProof/>
+          <w:sz w:val="32"/>
+          <w:lang w:eastAsia="ru-RU" w:bidi="ar-SA"/>
         </w:rPr>
         <w:drawing>
           <wp:inline distT="0" distB="0" distL="0" distR="0" wp14:anchorId="7FBE3318" wp14:editId="10B63B5C">
@@ -3963,7 +4134,21 @@
         <w:rPr>
           <w:sz w:val="32"/>
         </w:rPr>
-        <w:t>Рисунок 18 – Справка</w:t>
+        <w:t>Рисунок 1</w:t>
+      </w:r>
+      <w:r>
+        <w:rPr>
+          <w:sz w:val="32"/>
+        </w:rPr>
+        <w:t>7</w:t>
+      </w:r>
+      <w:bookmarkStart w:id="0" w:name="_GoBack"/>
+      <w:bookmarkEnd w:id="0"/>
+      <w:r>
+        <w:rPr>
+          <w:sz w:val="32"/>
+        </w:rPr>
+        <w:t xml:space="preserve"> – Справка</w:t>
       </w:r>
     </w:p>
     <w:p>
@@ -4051,7 +4236,7 @@
           <w:sz w:val="32"/>
           <w:szCs w:val="24"/>
         </w:rPr>
-        <w:t xml:space="preserve"> пользовательского интерфейса и</w:t>
+        <w:t xml:space="preserve"> пользовательского интерфейса и в нее была интегрирована</w:t>
       </w:r>
       <w:r>
         <w:rPr>
@@ -4062,43 +4247,8 @@
           <w:sz w:val="32"/>
           <w:szCs w:val="24"/>
         </w:rPr>
-        <w:t xml:space="preserve"> в нее была</w:t>
-      </w:r>
-      <w:r>
-        <w:rPr>
-          <w:rFonts w:eastAsia="SimSun" w:cs="Arial"/>
-          <w:b w:val="0"/>
-          <w:bCs w:val="0"/>
-          <w:iCs w:val="0"/>
-          <w:sz w:val="32"/>
-          <w:szCs w:val="24"/>
-        </w:rPr>
-        <w:t xml:space="preserve"> </w:t>
-      </w:r>
-      <w:r>
-        <w:rPr>
-          <w:rFonts w:eastAsia="SimSun" w:cs="Arial"/>
-          <w:b w:val="0"/>
-          <w:bCs w:val="0"/>
-          <w:iCs w:val="0"/>
-          <w:sz w:val="32"/>
-          <w:szCs w:val="24"/>
-        </w:rPr>
-        <w:t>интегрирована</w:t>
-      </w:r>
-      <w:r>
-        <w:rPr>
-          <w:rFonts w:eastAsia="SimSun" w:cs="Arial"/>
-          <w:b w:val="0"/>
-          <w:bCs w:val="0"/>
-          <w:iCs w:val="0"/>
-          <w:sz w:val="32"/>
-          <w:szCs w:val="24"/>
-        </w:rPr>
         <w:t xml:space="preserve"> базы данных.</w:t>
       </w:r>
-      <w:bookmarkStart w:id="0" w:name="_GoBack"/>
-      <w:bookmarkEnd w:id="0"/>
     </w:p>
     <w:sectPr>
       <w:pgSz w:w="11906" w:h="16838"/>
@@ -4113,6 +4263,92 @@
 <file path=word/numbering.xml><?xml version="1.0" encoding="utf-8"?>
 <w:numbering xmlns:wpc="http://schemas.microsoft.com/office/word/2010/wordprocessingCanvas" xmlns:mc="http://schemas.openxmlformats.org/markup-compatibility/2006" xmlns:o="urn:schemas-microsoft-com:office:office" xmlns:r="http://schemas.openxmlformats.org/officeDocument/2006/relationships" xmlns:m="http://schemas.openxmlformats.org/officeDocument/2006/math" xmlns:v="urn:schemas-microsoft-com:vml" xmlns:wp14="http://schemas.microsoft.com/office/word/2010/wordprocessingDrawing" xmlns:wp="http://schemas.openxmlformats.org/drawingml/2006/wordprocessingDrawing" xmlns:w10="urn:schemas-microsoft-com:office:word" xmlns:w="http://schemas.openxmlformats.org/wordprocessingml/2006/main" xmlns:w14="http://schemas.microsoft.com/office/word/2010/wordml" xmlns:wpg="http://schemas.microsoft.com/office/word/2010/wordprocessingGroup" xmlns:wpi="http://schemas.microsoft.com/office/word/2010/wordprocessingInk" xmlns:wne="http://schemas.microsoft.com/office/word/2006/wordml" xmlns:wps="http://schemas.microsoft.com/office/word/2010/wordprocessingShape" mc:Ignorable="w14 wp14">
   <w:abstractNum w:abstractNumId="0">
+    <w:nsid w:val="0DE1276C"/>
+    <w:multiLevelType w:val="hybridMultilevel"/>
+    <w:tmpl w:val="0A12A498"/>
+    <w:lvl w:ilvl="0" w:tplc="0419000F">
+      <w:start w:val="1"/>
+      <w:numFmt w:val="decimal"/>
+      <w:lvlText w:val="%1."/>
+      <w:lvlJc w:val="left"/>
+      <w:pPr>
+        <w:ind w:left="1429" w:hanging="360"/>
+      </w:pPr>
+    </w:lvl>
+    <w:lvl w:ilvl="1" w:tplc="04190019" w:tentative="1">
+      <w:start w:val="1"/>
+      <w:numFmt w:val="lowerLetter"/>
+      <w:lvlText w:val="%2."/>
+      <w:lvlJc w:val="left"/>
+      <w:pPr>
+        <w:ind w:left="2149" w:hanging="360"/>
+      </w:pPr>
+    </w:lvl>
+    <w:lvl w:ilvl="2" w:tplc="0419001B" w:tentative="1">
+      <w:start w:val="1"/>
+      <w:numFmt w:val="lowerRoman"/>
+      <w:lvlText w:val="%3."/>
+      <w:lvlJc w:val="right"/>
+      <w:pPr>
+        <w:ind w:left="2869" w:hanging="180"/>
+      </w:pPr>
+    </w:lvl>
+    <w:lvl w:ilvl="3" w:tplc="0419000F" w:tentative="1">
+      <w:start w:val="1"/>
+      <w:numFmt w:val="decimal"/>
+      <w:lvlText w:val="%4."/>
+      <w:lvlJc w:val="left"/>
+      <w:pPr>
+        <w:ind w:left="3589" w:hanging="360"/>
+      </w:pPr>
+    </w:lvl>
+    <w:lvl w:ilvl="4" w:tplc="04190019" w:tentative="1">
+      <w:start w:val="1"/>
+      <w:numFmt w:val="lowerLetter"/>
+      <w:lvlText w:val="%5."/>
+      <w:lvlJc w:val="left"/>
+      <w:pPr>
+        <w:ind w:left="4309" w:hanging="360"/>
+      </w:pPr>
+    </w:lvl>
+    <w:lvl w:ilvl="5" w:tplc="0419001B" w:tentative="1">
+      <w:start w:val="1"/>
+      <w:numFmt w:val="lowerRoman"/>
+      <w:lvlText w:val="%6."/>
+      <w:lvlJc w:val="right"/>
+      <w:pPr>
+        <w:ind w:left="5029" w:hanging="180"/>
+      </w:pPr>
+    </w:lvl>
+    <w:lvl w:ilvl="6" w:tplc="0419000F" w:tentative="1">
+      <w:start w:val="1"/>
+      <w:numFmt w:val="decimal"/>
+      <w:lvlText w:val="%7."/>
+      <w:lvlJc w:val="left"/>
+      <w:pPr>
+        <w:ind w:left="5749" w:hanging="360"/>
+      </w:pPr>
+    </w:lvl>
+    <w:lvl w:ilvl="7" w:tplc="04190019" w:tentative="1">
+      <w:start w:val="1"/>
+      <w:numFmt w:val="lowerLetter"/>
+      <w:lvlText w:val="%8."/>
+      <w:lvlJc w:val="left"/>
+      <w:pPr>
+        <w:ind w:left="6469" w:hanging="360"/>
+      </w:pPr>
+    </w:lvl>
+    <w:lvl w:ilvl="8" w:tplc="0419001B" w:tentative="1">
+      <w:start w:val="1"/>
+      <w:numFmt w:val="lowerRoman"/>
+      <w:lvlText w:val="%9."/>
+      <w:lvlJc w:val="right"/>
+      <w:pPr>
+        <w:ind w:left="7189" w:hanging="180"/>
+      </w:pPr>
+    </w:lvl>
+  </w:abstractNum>
+  <w:abstractNum w:abstractNumId="1">
     <w:nsid w:val="164B6398"/>
     <w:multiLevelType w:val="hybridMultilevel"/>
     <w:tmpl w:val="444ECE30"/>
@@ -4201,7 +4437,7 @@
       </w:pPr>
     </w:lvl>
   </w:abstractNum>
-  <w:abstractNum w:abstractNumId="1">
+  <w:abstractNum w:abstractNumId="2">
     <w:nsid w:val="2EFE1185"/>
     <w:multiLevelType w:val="hybridMultilevel"/>
     <w:tmpl w:val="950C8D00"/>
@@ -4290,7 +4526,7 @@
       </w:pPr>
     </w:lvl>
   </w:abstractNum>
-  <w:abstractNum w:abstractNumId="2">
+  <w:abstractNum w:abstractNumId="3">
     <w:nsid w:val="42B13B46"/>
     <w:multiLevelType w:val="hybridMultilevel"/>
     <w:tmpl w:val="5B10DC5E"/>
@@ -4379,7 +4615,7 @@
       </w:pPr>
     </w:lvl>
   </w:abstractNum>
-  <w:abstractNum w:abstractNumId="3">
+  <w:abstractNum w:abstractNumId="4">
     <w:nsid w:val="47E25D58"/>
     <w:multiLevelType w:val="hybridMultilevel"/>
     <w:tmpl w:val="FE7A2258"/>
@@ -4468,7 +4704,7 @@
       </w:pPr>
     </w:lvl>
   </w:abstractNum>
-  <w:abstractNum w:abstractNumId="4">
+  <w:abstractNum w:abstractNumId="5">
     <w:nsid w:val="4BCF7791"/>
     <w:multiLevelType w:val="hybridMultilevel"/>
     <w:tmpl w:val="E342DC06"/>
@@ -4557,7 +4793,7 @@
       </w:pPr>
     </w:lvl>
   </w:abstractNum>
-  <w:abstractNum w:abstractNumId="5">
+  <w:abstractNum w:abstractNumId="6">
     <w:nsid w:val="5C0F6F34"/>
     <w:multiLevelType w:val="hybridMultilevel"/>
     <w:tmpl w:val="884C593A"/>
@@ -4647,22 +4883,25 @@
     </w:lvl>
   </w:abstractNum>
   <w:num w:numId="1">
+    <w:abstractNumId w:val="5"/>
+  </w:num>
+  <w:num w:numId="2">
+    <w:abstractNumId w:val="6"/>
+  </w:num>
+  <w:num w:numId="3">
+    <w:abstractNumId w:val="3"/>
+  </w:num>
+  <w:num w:numId="4">
+    <w:abstractNumId w:val="1"/>
+  </w:num>
+  <w:num w:numId="5">
     <w:abstractNumId w:val="4"/>
   </w:num>
-  <w:num w:numId="2">
-    <w:abstractNumId w:val="5"/>
-  </w:num>
-  <w:num w:numId="3">
+  <w:num w:numId="6">
     <w:abstractNumId w:val="2"/>
   </w:num>
-  <w:num w:numId="4">
+  <w:num w:numId="7">
     <w:abstractNumId w:val="0"/>
-  </w:num>
-  <w:num w:numId="5">
-    <w:abstractNumId w:val="3"/>
-  </w:num>
-  <w:num w:numId="6">
-    <w:abstractNumId w:val="1"/>
   </w:num>
 </w:numbering>
 </file>
@@ -5770,7 +6009,7 @@
   <a:extraClrSchemeLst/>
   <a:extLst>
     <a:ext uri="{05A4C25C-085E-4340-85A3-A5531E510DB2}">
-      <thm15:themeFamily xmlns="" xmlns:thm15="http://schemas.microsoft.com/office/thememl/2012/main" name="Office Theme" id="{62F939B6-93AF-4DB8-9C6B-D6C7DFDC589F}" vid="{4A3C46E8-61CC-4603-A589-7422A47A8E4A}"/>
+      <thm15:themeFamily xmlns:thm15="http://schemas.microsoft.com/office/thememl/2012/main" xmlns="" name="Office Theme" id="{62F939B6-93AF-4DB8-9C6B-D6C7DFDC589F}" vid="{4A3C46E8-61CC-4603-A589-7422A47A8E4A}"/>
     </a:ext>
   </a:extLst>
 </a:theme>

--- a/Отчет по контрольной работе №3.docx
+++ b/Отчет по контрольной работе №3.docx
@@ -138,7 +138,6 @@
             <w:pPr>
               <w:widowControl w:val="0"/>
               <w:spacing w:line="312" w:lineRule="auto"/>
-              <w:jc w:val="both"/>
             </w:pPr>
             <w:r>
               <w:t>УГ</w:t>
@@ -201,7 +200,6 @@
             <w:pPr>
               <w:widowControl w:val="0"/>
               <w:spacing w:line="312" w:lineRule="auto"/>
-              <w:jc w:val="both"/>
               <w:rPr>
                 <w:color w:val="000000"/>
               </w:rPr>
@@ -226,7 +224,6 @@
             <w:pPr>
               <w:widowControl w:val="0"/>
               <w:spacing w:line="312" w:lineRule="auto"/>
-              <w:jc w:val="both"/>
             </w:pPr>
             <w:r>
               <w:t>Уровень образования</w:t>
@@ -242,7 +239,6 @@
             <w:pPr>
               <w:widowControl w:val="0"/>
               <w:spacing w:line="312" w:lineRule="auto"/>
-              <w:jc w:val="both"/>
               <w:rPr>
                 <w:color w:val="000000"/>
                 <w:lang w:val="en-US"/>
@@ -260,7 +256,6 @@
             <w:pPr>
               <w:widowControl w:val="0"/>
               <w:spacing w:line="312" w:lineRule="auto"/>
-              <w:jc w:val="both"/>
               <w:rPr>
                 <w:color w:val="000000"/>
               </w:rPr>
@@ -293,7 +288,6 @@
             <w:pPr>
               <w:widowControl w:val="0"/>
               <w:spacing w:line="312" w:lineRule="auto"/>
-              <w:jc w:val="both"/>
             </w:pPr>
             <w:r>
               <w:t>Форма обучения</w:t>
@@ -309,7 +303,6 @@
             <w:pPr>
               <w:widowControl w:val="0"/>
               <w:spacing w:line="312" w:lineRule="auto"/>
-              <w:jc w:val="both"/>
               <w:rPr>
                 <w:color w:val="000000"/>
               </w:rPr>
@@ -326,7 +319,6 @@
             <w:pPr>
               <w:widowControl w:val="0"/>
               <w:spacing w:line="312" w:lineRule="auto"/>
-              <w:jc w:val="both"/>
             </w:pPr>
             <w:r>
               <w:t>Очная</w:t>
@@ -345,7 +337,6 @@
             <w:pPr>
               <w:widowControl w:val="0"/>
               <w:spacing w:line="312" w:lineRule="auto"/>
-              <w:jc w:val="both"/>
             </w:pPr>
             <w:r>
               <w:t>Факультет</w:t>
@@ -361,7 +352,6 @@
             <w:pPr>
               <w:widowControl w:val="0"/>
               <w:spacing w:line="312" w:lineRule="auto"/>
-              <w:jc w:val="both"/>
             </w:pPr>
           </w:p>
         </w:tc>
@@ -375,7 +365,6 @@
             <w:pPr>
               <w:widowControl w:val="0"/>
               <w:spacing w:line="312" w:lineRule="auto"/>
-              <w:jc w:val="both"/>
             </w:pPr>
             <w:r>
               <w:t xml:space="preserve">Информационных технологий </w:t>
@@ -385,7 +374,6 @@
             <w:pPr>
               <w:widowControl w:val="0"/>
               <w:spacing w:line="312" w:lineRule="auto"/>
-              <w:jc w:val="both"/>
             </w:pPr>
             <w:r>
               <w:t>и управления</w:t>
@@ -404,7 +392,6 @@
             <w:pPr>
               <w:widowControl w:val="0"/>
               <w:spacing w:line="312" w:lineRule="auto"/>
-              <w:jc w:val="both"/>
             </w:pPr>
             <w:r>
               <w:t>Кафедра</w:t>
@@ -420,7 +407,6 @@
             <w:pPr>
               <w:widowControl w:val="0"/>
               <w:spacing w:line="312" w:lineRule="auto"/>
-              <w:jc w:val="both"/>
             </w:pPr>
           </w:p>
         </w:tc>
@@ -434,7 +420,6 @@
             <w:pPr>
               <w:widowControl w:val="0"/>
               <w:spacing w:line="312" w:lineRule="auto"/>
-              <w:jc w:val="both"/>
             </w:pPr>
             <w:r>
               <w:t>Систем</w:t>
@@ -471,7 +456,6 @@
             <w:pPr>
               <w:widowControl w:val="0"/>
               <w:spacing w:line="312" w:lineRule="auto"/>
-              <w:jc w:val="both"/>
             </w:pPr>
             <w:r>
               <w:t>Учебная дисциплина</w:t>
@@ -487,7 +471,6 @@
             <w:pPr>
               <w:widowControl w:val="0"/>
               <w:spacing w:line="312" w:lineRule="auto"/>
-              <w:jc w:val="both"/>
             </w:pPr>
           </w:p>
         </w:tc>
@@ -501,7 +484,6 @@
             <w:pPr>
               <w:widowControl w:val="0"/>
               <w:spacing w:line="312" w:lineRule="auto"/>
-              <w:jc w:val="both"/>
             </w:pPr>
             <w:r>
               <w:t>Разработка программных систем</w:t>
@@ -522,7 +504,6 @@
             <w:pPr>
               <w:widowControl w:val="0"/>
               <w:spacing w:line="312" w:lineRule="auto"/>
-              <w:jc w:val="both"/>
             </w:pPr>
             <w:r>
               <w:t>Курс</w:t>
@@ -538,7 +519,6 @@
           <w:p>
             <w:pPr>
               <w:spacing w:line="312" w:lineRule="auto"/>
-              <w:jc w:val="both"/>
             </w:pPr>
             <w:r>
               <w:rPr>
@@ -557,7 +537,6 @@
             <w:pPr>
               <w:widowControl w:val="0"/>
               <w:spacing w:line="312" w:lineRule="auto"/>
-              <w:jc w:val="both"/>
             </w:pPr>
             <w:r>
               <w:t>Группа</w:t>
@@ -572,7 +551,6 @@
           <w:p>
             <w:pPr>
               <w:spacing w:line="312" w:lineRule="auto"/>
-              <w:jc w:val="both"/>
             </w:pPr>
             <w:r>
               <w:t>444</w:t>
@@ -1232,11 +1210,13 @@
         </w:numPr>
         <w:rPr>
           <w:b w:val="0"/>
+          <w:sz w:val="32"/>
         </w:rPr>
       </w:pPr>
       <w:r>
         <w:rPr>
           <w:b w:val="0"/>
+          <w:sz w:val="32"/>
         </w:rPr>
         <w:t xml:space="preserve">Развернуть базу данных (любую на выбор, SQL или </w:t>
       </w:r>
@@ -1244,6 +1224,7 @@
       <w:r>
         <w:rPr>
           <w:b w:val="0"/>
+          <w:sz w:val="32"/>
         </w:rPr>
         <w:t>NoSQL</w:t>
       </w:r>
@@ -1251,6 +1232,7 @@
       <w:r>
         <w:rPr>
           <w:b w:val="0"/>
+          <w:sz w:val="32"/>
         </w:rPr>
         <w:t xml:space="preserve"> СУБД). Создать структуру базы данных, реализующую хранение массивов целых чисел (как отсортированных, так и не отсортированных).</w:t>
       </w:r>
@@ -1264,11 +1246,13 @@
         </w:numPr>
         <w:rPr>
           <w:b w:val="0"/>
+          <w:sz w:val="32"/>
         </w:rPr>
       </w:pPr>
       <w:r>
         <w:rPr>
           <w:b w:val="0"/>
+          <w:sz w:val="32"/>
         </w:rPr>
         <w:t>Реализовать интеграционные тесты по работе с базой данных:</w:t>
       </w:r>
@@ -1279,11 +1263,13 @@
         <w:ind w:left="1429" w:firstLine="0"/>
         <w:rPr>
           <w:b w:val="0"/>
+          <w:sz w:val="32"/>
         </w:rPr>
       </w:pPr>
       <w:r>
         <w:rPr>
           <w:b w:val="0"/>
+          <w:sz w:val="32"/>
         </w:rPr>
         <w:t>а) Тест добавления 100/1000/10000 массивов в базу данных,</w:t>
       </w:r>
@@ -1294,11 +1280,13 @@
         <w:ind w:left="1069" w:firstLine="347"/>
         <w:rPr>
           <w:b w:val="0"/>
+          <w:sz w:val="32"/>
         </w:rPr>
       </w:pPr>
       <w:r>
         <w:rPr>
           <w:b w:val="0"/>
+          <w:sz w:val="32"/>
         </w:rPr>
         <w:t>б) Тест выгрузки и сортировки 100 случайных массивов из базы данных,</w:t>
       </w:r>
@@ -1309,17 +1297,20 @@
         <w:ind w:left="1429" w:firstLine="0"/>
         <w:rPr>
           <w:b w:val="0"/>
+          <w:sz w:val="32"/>
         </w:rPr>
       </w:pPr>
       <w:r>
         <w:rPr>
           <w:b w:val="0"/>
+          <w:sz w:val="32"/>
         </w:rPr>
         <w:t>в) Тест очистки базы данных</w:t>
       </w:r>
       <w:r>
         <w:rPr>
           <w:b w:val="0"/>
+          <w:sz w:val="32"/>
         </w:rPr>
         <w:t>.</w:t>
       </w:r>
@@ -1333,11 +1324,13 @@
         </w:numPr>
         <w:rPr>
           <w:b w:val="0"/>
+          <w:sz w:val="32"/>
         </w:rPr>
       </w:pPr>
       <w:r>
         <w:rPr>
           <w:b w:val="0"/>
+          <w:sz w:val="32"/>
         </w:rPr>
         <w:t xml:space="preserve">Реализовать графический пользовательский интерфейс (стек       технологий любой на выбор). Получившийся интерфейс должен соответствовать эвристикам </w:t>
       </w:r>
@@ -1345,6 +1338,7 @@
       <w:r>
         <w:rPr>
           <w:b w:val="0"/>
+          <w:sz w:val="32"/>
         </w:rPr>
         <w:t>ui</w:t>
       </w:r>
@@ -1352,6 +1346,7 @@
       <w:r>
         <w:rPr>
           <w:b w:val="0"/>
+          <w:sz w:val="32"/>
         </w:rPr>
         <w:t>/</w:t>
       </w:r>
@@ -1359,6 +1354,7 @@
       <w:r>
         <w:rPr>
           <w:b w:val="0"/>
+          <w:sz w:val="32"/>
         </w:rPr>
         <w:t>ux</w:t>
       </w:r>
@@ -1366,6 +1362,7 @@
       <w:r>
         <w:rPr>
           <w:b w:val="0"/>
+          <w:sz w:val="32"/>
         </w:rPr>
         <w:t>.</w:t>
       </w:r>
@@ -1379,17 +1376,20 @@
         </w:numPr>
         <w:rPr>
           <w:b w:val="0"/>
+          <w:sz w:val="32"/>
         </w:rPr>
       </w:pPr>
       <w:r>
         <w:rPr>
           <w:b w:val="0"/>
+          <w:sz w:val="32"/>
         </w:rPr>
         <w:t>Написать отчет</w:t>
       </w:r>
       <w:r>
         <w:rPr>
           <w:b w:val="0"/>
+          <w:sz w:val="32"/>
         </w:rPr>
         <w:t>.</w:t>
       </w:r>
@@ -1536,7 +1536,6 @@
         <w:ind w:firstLine="708"/>
         <w:rPr>
           <w:sz w:val="32"/>
-          <w:lang w:val="en-US"/>
         </w:rPr>
       </w:pPr>
       <w:r>
@@ -1552,13 +1551,11 @@
         <w:spacing w:after="160" w:line="259" w:lineRule="auto"/>
         <w:rPr>
           <w:sz w:val="32"/>
-          <w:lang w:val="en-US"/>
-        </w:rPr>
-      </w:pPr>
-      <w:r>
-        <w:rPr>
-          <w:sz w:val="32"/>
-          <w:lang w:val="en-US"/>
+        </w:rPr>
+      </w:pPr>
+      <w:r>
+        <w:rPr>
+          <w:sz w:val="32"/>
         </w:rPr>
         <w:br w:type="page"/>
       </w:r>
@@ -2614,7 +2611,6 @@
     <w:p>
       <w:pPr>
         <w:pStyle w:val="a0"/>
-        <w:jc w:val="left"/>
         <w:rPr>
           <w:sz w:val="32"/>
         </w:rPr>
@@ -2959,7 +2955,6 @@
     <w:p>
       <w:pPr>
         <w:pStyle w:val="a0"/>
-        <w:jc w:val="left"/>
       </w:pPr>
       <w:r>
         <w:rPr>
@@ -2979,6 +2974,8 @@
         </w:rPr>
         <w:t>7</w:t>
       </w:r>
+      <w:bookmarkStart w:id="0" w:name="_GoBack"/>
+      <w:bookmarkEnd w:id="0"/>
     </w:p>
     <w:p>
       <w:pPr>
@@ -3097,7 +3094,6 @@
     <w:p>
       <w:pPr>
         <w:pStyle w:val="a0"/>
-        <w:jc w:val="left"/>
         <w:rPr>
           <w:sz w:val="32"/>
         </w:rPr>
@@ -3939,7 +3935,6 @@
       <w:pPr>
         <w:pStyle w:val="a0"/>
         <w:ind w:firstLine="0"/>
-        <w:jc w:val="left"/>
         <w:rPr>
           <w:sz w:val="32"/>
         </w:rPr>
@@ -4142,8 +4137,6 @@
         </w:rPr>
         <w:t>7</w:t>
       </w:r>
-      <w:bookmarkStart w:id="0" w:name="_GoBack"/>
-      <w:bookmarkEnd w:id="0"/>
       <w:r>
         <w:rPr>
           <w:sz w:val="32"/>
@@ -5066,10 +5059,11 @@
   <w:style w:type="paragraph" w:default="1" w:styleId="a">
     <w:name w:val="Normal"/>
     <w:qFormat/>
-    <w:rsid w:val="00B846BE"/>
+    <w:rsid w:val="00B22C60"/>
     <w:pPr>
       <w:suppressAutoHyphens/>
       <w:spacing w:after="0" w:line="240" w:lineRule="auto"/>
+      <w:jc w:val="both"/>
     </w:pPr>
     <w:rPr>
       <w:rFonts w:ascii="Times New Roman" w:eastAsia="SimSun" w:hAnsi="Times New Roman" w:cs="Arial"/>
@@ -5092,7 +5086,6 @@
       <w:keepNext/>
       <w:spacing w:before="240" w:after="200"/>
       <w:ind w:firstLine="709"/>
-      <w:jc w:val="both"/>
       <w:outlineLvl w:val="1"/>
     </w:pPr>
     <w:rPr>
@@ -5160,7 +5153,6 @@
     <w:pPr>
       <w:spacing w:line="312" w:lineRule="auto"/>
       <w:ind w:firstLine="709"/>
-      <w:jc w:val="both"/>
     </w:pPr>
   </w:style>
   <w:style w:type="character" w:customStyle="1" w:styleId="a4">
@@ -5490,10 +5482,11 @@
   <w:style w:type="paragraph" w:default="1" w:styleId="a">
     <w:name w:val="Normal"/>
     <w:qFormat/>
-    <w:rsid w:val="00B846BE"/>
+    <w:rsid w:val="00B22C60"/>
     <w:pPr>
       <w:suppressAutoHyphens/>
       <w:spacing w:after="0" w:line="240" w:lineRule="auto"/>
+      <w:jc w:val="both"/>
     </w:pPr>
     <w:rPr>
       <w:rFonts w:ascii="Times New Roman" w:eastAsia="SimSun" w:hAnsi="Times New Roman" w:cs="Arial"/>
@@ -5516,7 +5509,6 @@
       <w:keepNext/>
       <w:spacing w:before="240" w:after="200"/>
       <w:ind w:firstLine="709"/>
-      <w:jc w:val="both"/>
       <w:outlineLvl w:val="1"/>
     </w:pPr>
     <w:rPr>
@@ -5584,7 +5576,6 @@
     <w:pPr>
       <w:spacing w:line="312" w:lineRule="auto"/>
       <w:ind w:firstLine="709"/>
-      <w:jc w:val="both"/>
     </w:pPr>
   </w:style>
   <w:style w:type="character" w:customStyle="1" w:styleId="a4">
